--- a/appendix/Doc-GZ - 20260420 - v3 (by 20260427).docx
+++ b/appendix/Doc-GZ - 20260420 - v3 (by 20260427).docx
@@ -9214,13 +9214,8 @@
         <w:t xml:space="preserve">1: </w:t>
       </w:r>
       <w:r>
-        <w:t xml:space="preserve">1 CLI + 2 Peers + 1 </w:t>
-      </w:r>
-      <w:proofErr w:type="spellStart"/>
-      <w:r>
-        <w:t>Orderer</w:t>
-      </w:r>
-      <w:proofErr w:type="spellEnd"/>
+        <w:t>1 CLI + 2 Peers + 1 Orderer</w:t>
+      </w:r>
       <w:r>
         <w:t>)</w:t>
       </w:r>
@@ -10929,16 +10924,8 @@
               <w:rPr>
                 <w:rFonts w:ascii="Times New Roman" w:hAnsi="Times New Roman" w:cs="Times New Roman"/>
               </w:rPr>
-              <w:t xml:space="preserve"> docker </w:t>
-            </w:r>
-            <w:proofErr w:type="spellStart"/>
-            <w:r>
-              <w:rPr>
-                <w:rFonts w:ascii="Times New Roman" w:hAnsi="Times New Roman" w:cs="Times New Roman"/>
-              </w:rPr>
-              <w:t>ps</w:t>
-            </w:r>
-            <w:proofErr w:type="spellEnd"/>
+              <w:t xml:space="preserve"> docker ps</w:t>
+            </w:r>
           </w:p>
           <w:p>
             <w:pPr>
@@ -14845,16 +14832,11 @@
         <w:t>5</w:t>
       </w:r>
       <w:r>
-        <w:t xml:space="preserve"> </w:t>
-      </w:r>
-      <w:proofErr w:type="spellStart"/>
-      <w:r>
-        <w:t>Orderer</w:t>
+        <w:t xml:space="preserve"> Orderer</w:t>
       </w:r>
       <w:r>
         <w:t>s</w:t>
       </w:r>
-      <w:proofErr w:type="spellEnd"/>
       <w:r>
         <w:t>)</w:t>
       </w:r>
@@ -15000,21 +14982,7 @@
               <w:rPr>
                 <w:rFonts w:ascii="Times New Roman" w:hAnsi="Times New Roman" w:cs="Times New Roman"/>
               </w:rPr>
-              <w:t xml:space="preserve"> vi /</w:t>
-            </w:r>
-            <w:proofErr w:type="spellStart"/>
-            <w:r>
-              <w:rPr>
-                <w:rFonts w:ascii="Times New Roman" w:hAnsi="Times New Roman" w:cs="Times New Roman"/>
-              </w:rPr>
-              <w:t>etc</w:t>
-            </w:r>
-            <w:proofErr w:type="spellEnd"/>
-            <w:r>
-              <w:rPr>
-                <w:rFonts w:ascii="Times New Roman" w:hAnsi="Times New Roman" w:cs="Times New Roman"/>
-              </w:rPr>
-              <w:t>/hosts</w:t>
+              <w:t xml:space="preserve"> vi /etc/hosts</w:t>
             </w:r>
           </w:p>
         </w:tc>
@@ -15343,21 +15311,7 @@
               <w:rPr>
                 <w:rFonts w:ascii="Times New Roman" w:hAnsi="Times New Roman" w:cs="Times New Roman"/>
               </w:rPr>
-              <w:t xml:space="preserve">$ </w:t>
-            </w:r>
-            <w:proofErr w:type="spellStart"/>
-            <w:r>
-              <w:rPr>
-                <w:rFonts w:ascii="Times New Roman" w:hAnsi="Times New Roman" w:cs="Times New Roman"/>
-              </w:rPr>
-              <w:t>mkdir</w:t>
-            </w:r>
-            <w:proofErr w:type="spellEnd"/>
-            <w:r>
-              <w:rPr>
-                <w:rFonts w:ascii="Times New Roman" w:hAnsi="Times New Roman" w:cs="Times New Roman"/>
-              </w:rPr>
-              <w:t xml:space="preserve"> demo-first</w:t>
+              <w:t>$ mkdir demo-first</w:t>
             </w:r>
             <w:r>
               <w:rPr>
@@ -15751,74 +15705,27 @@
           </w:p>
           <w:p>
             <w:r>
-              <w:t xml:space="preserve">$ </w:t>
-            </w:r>
-            <w:proofErr w:type="spellStart"/>
-            <w:r>
-              <w:t>sudo</w:t>
-            </w:r>
-            <w:proofErr w:type="spellEnd"/>
-            <w:r>
-              <w:t xml:space="preserve"> apt-get install </w:t>
-            </w:r>
-            <w:proofErr w:type="spellStart"/>
-            <w:r>
-              <w:t>ntpdate</w:t>
-            </w:r>
-            <w:proofErr w:type="spellEnd"/>
+              <w:t>$ sudo apt-get install ntpdate</w:t>
+            </w:r>
             <w:r>
               <w:t xml:space="preserve"> // align the timestamp</w:t>
             </w:r>
           </w:p>
           <w:p>
             <w:r>
-              <w:t xml:space="preserve">$ </w:t>
-            </w:r>
-            <w:proofErr w:type="spellStart"/>
-            <w:r>
-              <w:t>sudo</w:t>
-            </w:r>
-            <w:proofErr w:type="spellEnd"/>
-            <w:r>
-              <w:t xml:space="preserve"> </w:t>
-            </w:r>
-            <w:proofErr w:type="spellStart"/>
-            <w:r>
-              <w:t>ntpdate</w:t>
-            </w:r>
-            <w:proofErr w:type="spellEnd"/>
-            <w:r>
-              <w:t xml:space="preserve"> cn.pool.ntp.org</w:t>
-            </w:r>
-          </w:p>
-          <w:p>
-            <w:r>
-              <w:t xml:space="preserve">$ </w:t>
-            </w:r>
-            <w:proofErr w:type="spellStart"/>
-            <w:r>
-              <w:t>sudo</w:t>
-            </w:r>
-            <w:proofErr w:type="spellEnd"/>
-            <w:r>
-              <w:t xml:space="preserve"> </w:t>
-            </w:r>
-            <w:proofErr w:type="spellStart"/>
-            <w:r>
-              <w:t>hwclock</w:t>
-            </w:r>
-            <w:proofErr w:type="spellEnd"/>
-            <w:r>
-              <w:t xml:space="preserve"> </w:t>
+              <w:t>$ sudo ntpdate cn.pool.ntp.org</w:t>
+            </w:r>
+          </w:p>
+          <w:p>
+            <w:r>
+              <w:t xml:space="preserve">$ sudo hwclock </w:t>
             </w:r>
             <w:r>
               <w:t>–</w:t>
             </w:r>
-            <w:proofErr w:type="spellStart"/>
             <w:r>
               <w:t>systohc</w:t>
             </w:r>
-            <w:proofErr w:type="spellEnd"/>
           </w:p>
           <w:p>
             <w:pPr>
@@ -15947,65 +15854,43 @@
               <w:rPr>
                 <w:rFonts w:ascii="Times New Roman" w:hAnsi="Times New Roman" w:cs="Times New Roman"/>
               </w:rPr>
+              <w:t xml:space="preserve"> chmod +x *.sh</w:t>
+            </w:r>
+          </w:p>
+          <w:p>
+            <w:pPr>
+              <w:rPr>
+                <w:rStyle w:val="a7"/>
+                <w:rFonts w:ascii="Times New Roman" w:hAnsi="Times New Roman" w:cs="Times New Roman"/>
+                <w:b/>
+                <w:bCs/>
+              </w:rPr>
+            </w:pPr>
+            <w:r>
+              <w:rPr>
+                <w:rFonts w:ascii="Times New Roman" w:hAnsi="Times New Roman" w:cs="Times New Roman" w:hint="eastAsia"/>
+              </w:rPr>
+              <w:t>$</w:t>
+            </w:r>
+            <w:r>
+              <w:rPr>
+                <w:rFonts w:ascii="Times New Roman" w:hAnsi="Times New Roman" w:cs="Times New Roman"/>
+              </w:rPr>
               <w:t xml:space="preserve"> </w:t>
             </w:r>
-            <w:proofErr w:type="spellStart"/>
-            <w:r>
-              <w:rPr>
-                <w:rFonts w:ascii="Times New Roman" w:hAnsi="Times New Roman" w:cs="Times New Roman"/>
-              </w:rPr>
-              <w:t>chmod</w:t>
-            </w:r>
-            <w:proofErr w:type="spellEnd"/>
-            <w:r>
-              <w:rPr>
-                <w:rFonts w:ascii="Times New Roman" w:hAnsi="Times New Roman" w:cs="Times New Roman"/>
-              </w:rPr>
-              <w:t xml:space="preserve"> +x *.</w:t>
-            </w:r>
-            <w:proofErr w:type="spellStart"/>
-            <w:r>
-              <w:rPr>
-                <w:rFonts w:ascii="Times New Roman" w:hAnsi="Times New Roman" w:cs="Times New Roman"/>
-              </w:rPr>
-              <w:t>sh</w:t>
-            </w:r>
-            <w:proofErr w:type="spellEnd"/>
-          </w:p>
-          <w:p>
-            <w:pPr>
-              <w:rPr>
-                <w:rStyle w:val="a7"/>
+            <w:r>
+              <w:rPr>
                 <w:rFonts w:ascii="Times New Roman" w:hAnsi="Times New Roman" w:cs="Times New Roman"/>
                 <w:b/>
                 <w:bCs/>
               </w:rPr>
-            </w:pPr>
-            <w:r>
-              <w:rPr>
-                <w:rFonts w:ascii="Times New Roman" w:hAnsi="Times New Roman" w:cs="Times New Roman" w:hint="eastAsia"/>
-              </w:rPr>
-              <w:t>$</w:t>
-            </w:r>
-            <w:r>
-              <w:rPr>
-                <w:rFonts w:ascii="Times New Roman" w:hAnsi="Times New Roman" w:cs="Times New Roman"/>
-              </w:rPr>
-              <w:t xml:space="preserve"> </w:t>
+              <w:t>./</w:t>
             </w:r>
             <w:r>
               <w:rPr>
                 <w:rFonts w:ascii="Times New Roman" w:hAnsi="Times New Roman" w:cs="Times New Roman"/>
                 <w:b/>
                 <w:bCs/>
-              </w:rPr>
-              <w:t>./</w:t>
-            </w:r>
-            <w:r>
-              <w:rPr>
-                <w:rFonts w:ascii="Times New Roman" w:hAnsi="Times New Roman" w:cs="Times New Roman"/>
-                <w:b/>
-                <w:bCs/>
                 <w:color w:val="0070C0"/>
               </w:rPr>
               <w:t>config.sh</w:t>
@@ -16027,6 +15912,7 @@
             <w:r>
               <w:rPr>
                 <w:rFonts w:ascii="Times New Roman" w:hAnsi="Times New Roman" w:cs="Times New Roman"/>
+                <w:noProof/>
               </w:rPr>
               <w:drawing>
                 <wp:inline distT="0" distB="0" distL="0" distR="0" wp14:anchorId="7C0F77C8" wp14:editId="78733701">
@@ -16122,35 +16008,7 @@
         <w:rPr>
           <w:rFonts w:ascii="Times New Roman" w:hAnsi="Times New Roman" w:cs="Times New Roman"/>
         </w:rPr>
-        <w:t xml:space="preserve">CLI </w:t>
-      </w:r>
-      <w:proofErr w:type="spellStart"/>
-      <w:r>
-        <w:rPr>
-          <w:rFonts w:ascii="Times New Roman" w:hAnsi="Times New Roman" w:cs="Times New Roman"/>
-        </w:rPr>
-        <w:t>scp</w:t>
-      </w:r>
-      <w:proofErr w:type="spellEnd"/>
-      <w:r>
-        <w:rPr>
-          <w:rFonts w:ascii="Times New Roman" w:hAnsi="Times New Roman" w:cs="Times New Roman"/>
-        </w:rPr>
-        <w:t xml:space="preserve"> the contents to all machines including peers and </w:t>
-      </w:r>
-      <w:proofErr w:type="spellStart"/>
-      <w:r>
-        <w:rPr>
-          <w:rFonts w:ascii="Times New Roman" w:hAnsi="Times New Roman" w:cs="Times New Roman"/>
-        </w:rPr>
-        <w:t>orderers</w:t>
-      </w:r>
-      <w:proofErr w:type="spellEnd"/>
-      <w:r>
-        <w:rPr>
-          <w:rFonts w:ascii="Times New Roman" w:hAnsi="Times New Roman" w:cs="Times New Roman"/>
-        </w:rPr>
-        <w:t>,</w:t>
+        <w:t>CLI scp the contents to all machines including peers and orderers,</w:t>
       </w:r>
     </w:p>
     <w:tbl>
@@ -16222,25 +16080,7 @@
                 <w:bCs/>
                 <w:color w:val="0070C0"/>
               </w:rPr>
-              <w:t>scp</w:t>
-            </w:r>
-            <w:r>
-              <w:rPr>
-                <w:rFonts w:ascii="Times New Roman" w:hAnsi="Times New Roman" w:cs="Times New Roman"/>
-                <w:b/>
-                <w:bCs/>
-                <w:color w:val="0070C0"/>
-              </w:rPr>
-              <w:t>.</w:t>
-            </w:r>
-            <w:r>
-              <w:rPr>
-                <w:rFonts w:ascii="Times New Roman" w:hAnsi="Times New Roman" w:cs="Times New Roman"/>
-                <w:b/>
-                <w:bCs/>
-                <w:color w:val="0070C0"/>
-              </w:rPr>
-              <w:t>sh</w:t>
+              <w:t>scp.sh</w:t>
             </w:r>
           </w:p>
           <w:p>
@@ -16351,7 +16191,6 @@
         </w:rPr>
         <w:t xml:space="preserve"> </w:t>
       </w:r>
-      <w:proofErr w:type="spellStart"/>
       <w:r>
         <w:rPr>
           <w:rFonts w:ascii="Times New Roman" w:hAnsi="Times New Roman" w:cs="Times New Roman"/>
@@ -16364,7 +16203,6 @@
         </w:rPr>
         <w:t>s</w:t>
       </w:r>
-      <w:proofErr w:type="spellEnd"/>
       <w:r>
         <w:rPr>
           <w:rFonts w:ascii="Times New Roman" w:hAnsi="Times New Roman" w:cs="Times New Roman"/>
@@ -16469,6 +16307,7 @@
             <w:r>
               <w:rPr>
                 <w:rFonts w:ascii="Times New Roman" w:hAnsi="Times New Roman" w:cs="Times New Roman"/>
+                <w:noProof/>
               </w:rPr>
               <w:drawing>
                 <wp:inline distT="0" distB="0" distL="0" distR="0" wp14:anchorId="24714B18" wp14:editId="295A91B7">
@@ -16552,12 +16391,13 @@
           <w:p>
             <w:pPr>
               <w:rPr>
-                <w:rFonts w:ascii="Times New Roman" w:hAnsi="Times New Roman" w:cs="Times New Roman" w:hint="eastAsia"/>
-              </w:rPr>
-            </w:pPr>
-            <w:r>
-              <w:rPr>
-                <w:rFonts w:ascii="Times New Roman" w:hAnsi="Times New Roman" w:cs="Times New Roman"/>
+                <w:rFonts w:ascii="Times New Roman" w:hAnsi="Times New Roman" w:cs="Times New Roman"/>
+              </w:rPr>
+            </w:pPr>
+            <w:r>
+              <w:rPr>
+                <w:rFonts w:ascii="Times New Roman" w:hAnsi="Times New Roman" w:cs="Times New Roman"/>
+                <w:noProof/>
               </w:rPr>
               <w:drawing>
                 <wp:inline distT="0" distB="0" distL="0" distR="0" wp14:anchorId="6669A509" wp14:editId="7DED25E7">
@@ -16599,20 +16439,20 @@
           <w:p>
             <w:pPr>
               <w:rPr>
+                <w:rFonts w:ascii="Times New Roman" w:hAnsi="Times New Roman" w:cs="Times New Roman"/>
+              </w:rPr>
+            </w:pPr>
+          </w:p>
+          <w:p>
+            <w:pPr>
+              <w:rPr>
+                <w:rFonts w:ascii="Times New Roman" w:hAnsi="Times New Roman" w:cs="Times New Roman"/>
+              </w:rPr>
+            </w:pPr>
+            <w:r>
+              <w:rPr>
                 <w:rFonts w:ascii="Times New Roman" w:hAnsi="Times New Roman" w:cs="Times New Roman" w:hint="eastAsia"/>
               </w:rPr>
-            </w:pPr>
-          </w:p>
-          <w:p>
-            <w:pPr>
-              <w:rPr>
-                <w:rFonts w:ascii="Times New Roman" w:hAnsi="Times New Roman" w:cs="Times New Roman"/>
-              </w:rPr>
-            </w:pPr>
-            <w:r>
-              <w:rPr>
-                <w:rFonts w:ascii="Times New Roman" w:hAnsi="Times New Roman" w:cs="Times New Roman" w:hint="eastAsia"/>
-              </w:rPr>
               <w:t>$</w:t>
             </w:r>
             <w:r>
@@ -16641,12 +16481,13 @@
           <w:p>
             <w:pPr>
               <w:rPr>
-                <w:rFonts w:ascii="Times New Roman" w:hAnsi="Times New Roman" w:cs="Times New Roman" w:hint="eastAsia"/>
-              </w:rPr>
-            </w:pPr>
-            <w:r>
-              <w:rPr>
-                <w:rFonts w:ascii="Times New Roman" w:hAnsi="Times New Roman" w:cs="Times New Roman"/>
+                <w:rFonts w:ascii="Times New Roman" w:hAnsi="Times New Roman" w:cs="Times New Roman"/>
+              </w:rPr>
+            </w:pPr>
+            <w:r>
+              <w:rPr>
+                <w:rFonts w:ascii="Times New Roman" w:hAnsi="Times New Roman" w:cs="Times New Roman"/>
+                <w:noProof/>
               </w:rPr>
               <w:drawing>
                 <wp:inline distT="0" distB="0" distL="0" distR="0" wp14:anchorId="67A18CE0" wp14:editId="3BA669D5">
@@ -16688,7 +16529,7 @@
           <w:p>
             <w:pPr>
               <w:rPr>
-                <w:rFonts w:ascii="Times New Roman" w:hAnsi="Times New Roman" w:cs="Times New Roman" w:hint="eastAsia"/>
+                <w:rFonts w:ascii="Times New Roman" w:hAnsi="Times New Roman" w:cs="Times New Roman"/>
               </w:rPr>
             </w:pPr>
           </w:p>
@@ -16731,12 +16572,13 @@
           <w:p>
             <w:pPr>
               <w:rPr>
-                <w:rFonts w:ascii="Times New Roman" w:hAnsi="Times New Roman" w:cs="Times New Roman" w:hint="eastAsia"/>
-              </w:rPr>
-            </w:pPr>
-            <w:r>
-              <w:rPr>
-                <w:rFonts w:ascii="Times New Roman" w:hAnsi="Times New Roman" w:cs="Times New Roman"/>
+                <w:rFonts w:ascii="Times New Roman" w:hAnsi="Times New Roman" w:cs="Times New Roman"/>
+              </w:rPr>
+            </w:pPr>
+            <w:r>
+              <w:rPr>
+                <w:rFonts w:ascii="Times New Roman" w:hAnsi="Times New Roman" w:cs="Times New Roman"/>
+                <w:noProof/>
               </w:rPr>
               <w:drawing>
                 <wp:inline distT="0" distB="0" distL="0" distR="0" wp14:anchorId="14497744" wp14:editId="61713342">
@@ -16778,20 +16620,20 @@
           <w:p>
             <w:pPr>
               <w:rPr>
+                <w:rFonts w:ascii="Times New Roman" w:hAnsi="Times New Roman" w:cs="Times New Roman"/>
+              </w:rPr>
+            </w:pPr>
+          </w:p>
+          <w:p>
+            <w:pPr>
+              <w:rPr>
+                <w:rFonts w:ascii="Times New Roman" w:hAnsi="Times New Roman" w:cs="Times New Roman"/>
+              </w:rPr>
+            </w:pPr>
+            <w:r>
+              <w:rPr>
                 <w:rFonts w:ascii="Times New Roman" w:hAnsi="Times New Roman" w:cs="Times New Roman" w:hint="eastAsia"/>
               </w:rPr>
-            </w:pPr>
-          </w:p>
-          <w:p>
-            <w:pPr>
-              <w:rPr>
-                <w:rFonts w:ascii="Times New Roman" w:hAnsi="Times New Roman" w:cs="Times New Roman"/>
-              </w:rPr>
-            </w:pPr>
-            <w:r>
-              <w:rPr>
-                <w:rFonts w:ascii="Times New Roman" w:hAnsi="Times New Roman" w:cs="Times New Roman" w:hint="eastAsia"/>
-              </w:rPr>
               <w:t>$</w:t>
             </w:r>
             <w:r>
@@ -16826,6 +16668,7 @@
             <w:r>
               <w:rPr>
                 <w:rFonts w:ascii="Times New Roman" w:hAnsi="Times New Roman" w:cs="Times New Roman"/>
+                <w:noProof/>
               </w:rPr>
               <w:drawing>
                 <wp:inline distT="0" distB="0" distL="0" distR="0" wp14:anchorId="72BA069F" wp14:editId="659D0329">
@@ -16867,36 +16710,28 @@
           <w:p>
             <w:pPr>
               <w:rPr>
+                <w:rFonts w:ascii="Times New Roman" w:hAnsi="Times New Roman" w:cs="Times New Roman"/>
+              </w:rPr>
+            </w:pPr>
+          </w:p>
+          <w:p>
+            <w:pPr>
+              <w:rPr>
+                <w:rFonts w:ascii="Times New Roman" w:hAnsi="Times New Roman" w:cs="Times New Roman"/>
+              </w:rPr>
+            </w:pPr>
+            <w:r>
+              <w:rPr>
                 <w:rFonts w:ascii="Times New Roman" w:hAnsi="Times New Roman" w:cs="Times New Roman" w:hint="eastAsia"/>
               </w:rPr>
-            </w:pPr>
-          </w:p>
-          <w:p>
-            <w:pPr>
-              <w:rPr>
-                <w:rFonts w:ascii="Times New Roman" w:hAnsi="Times New Roman" w:cs="Times New Roman" w:hint="eastAsia"/>
-              </w:rPr>
-            </w:pPr>
-            <w:r>
-              <w:rPr>
-                <w:rFonts w:ascii="Times New Roman" w:hAnsi="Times New Roman" w:cs="Times New Roman" w:hint="eastAsia"/>
-              </w:rPr>
               <w:t>$</w:t>
             </w:r>
             <w:r>
               <w:rPr>
                 <w:rFonts w:ascii="Times New Roman" w:hAnsi="Times New Roman" w:cs="Times New Roman"/>
               </w:rPr>
-              <w:t xml:space="preserve"> docker </w:t>
-            </w:r>
-            <w:proofErr w:type="spellStart"/>
-            <w:r>
-              <w:rPr>
-                <w:rFonts w:ascii="Times New Roman" w:hAnsi="Times New Roman" w:cs="Times New Roman"/>
-              </w:rPr>
-              <w:t>ps</w:t>
-            </w:r>
-            <w:proofErr w:type="spellEnd"/>
+              <w:t xml:space="preserve"> docker ps</w:t>
+            </w:r>
           </w:p>
           <w:p>
             <w:pPr>
@@ -17042,7 +16877,7 @@
           <w:p>
             <w:pPr>
               <w:rPr>
-                <w:rFonts w:ascii="Times New Roman" w:hAnsi="Times New Roman" w:cs="Times New Roman" w:hint="eastAsia"/>
+                <w:rFonts w:ascii="Times New Roman" w:hAnsi="Times New Roman" w:cs="Times New Roman"/>
                 <w:color w:val="0000FF"/>
                 <w:u w:val="single"/>
               </w:rPr>
@@ -17050,6 +16885,7 @@
             <w:r>
               <w:rPr>
                 <w:rFonts w:ascii="Times New Roman" w:hAnsi="Times New Roman" w:cs="Times New Roman"/>
+                <w:noProof/>
                 <w:color w:val="0000FF"/>
                 <w:u w:val="single"/>
               </w:rPr>
@@ -17100,29 +16936,21 @@
           <w:p>
             <w:pPr>
               <w:rPr>
+                <w:rFonts w:ascii="Times New Roman" w:hAnsi="Times New Roman" w:cs="Times New Roman"/>
+              </w:rPr>
+            </w:pPr>
+            <w:r>
+              <w:rPr>
                 <w:rFonts w:ascii="Times New Roman" w:hAnsi="Times New Roman" w:cs="Times New Roman" w:hint="eastAsia"/>
               </w:rPr>
-            </w:pPr>
-            <w:r>
-              <w:rPr>
-                <w:rFonts w:ascii="Times New Roman" w:hAnsi="Times New Roman" w:cs="Times New Roman" w:hint="eastAsia"/>
-              </w:rPr>
               <w:t>$</w:t>
             </w:r>
             <w:r>
               <w:rPr>
                 <w:rFonts w:ascii="Times New Roman" w:hAnsi="Times New Roman" w:cs="Times New Roman"/>
               </w:rPr>
-              <w:t xml:space="preserve"> docker </w:t>
-            </w:r>
-            <w:proofErr w:type="spellStart"/>
-            <w:r>
-              <w:rPr>
-                <w:rFonts w:ascii="Times New Roman" w:hAnsi="Times New Roman" w:cs="Times New Roman"/>
-              </w:rPr>
-              <w:t>ps</w:t>
-            </w:r>
-            <w:proofErr w:type="spellEnd"/>
+              <w:t xml:space="preserve"> docker ps</w:t>
+            </w:r>
           </w:p>
         </w:tc>
       </w:tr>
@@ -17289,6 +17117,7 @@
             <w:r>
               <w:rPr>
                 <w:rFonts w:ascii="Times New Roman" w:hAnsi="Times New Roman" w:cs="Times New Roman"/>
+                <w:noProof/>
               </w:rPr>
               <w:drawing>
                 <wp:inline distT="0" distB="0" distL="0" distR="0" wp14:anchorId="2841CEC0" wp14:editId="7FA55764">
@@ -17337,29 +17166,21 @@
           <w:p>
             <w:pPr>
               <w:rPr>
+                <w:rFonts w:ascii="Times New Roman" w:hAnsi="Times New Roman" w:cs="Times New Roman"/>
+              </w:rPr>
+            </w:pPr>
+            <w:r>
+              <w:rPr>
                 <w:rFonts w:ascii="Times New Roman" w:hAnsi="Times New Roman" w:cs="Times New Roman" w:hint="eastAsia"/>
               </w:rPr>
-            </w:pPr>
-            <w:r>
-              <w:rPr>
-                <w:rFonts w:ascii="Times New Roman" w:hAnsi="Times New Roman" w:cs="Times New Roman" w:hint="eastAsia"/>
-              </w:rPr>
               <w:t>$</w:t>
             </w:r>
             <w:r>
               <w:rPr>
                 <w:rFonts w:ascii="Times New Roman" w:hAnsi="Times New Roman" w:cs="Times New Roman"/>
               </w:rPr>
-              <w:t xml:space="preserve"> docker </w:t>
-            </w:r>
-            <w:proofErr w:type="spellStart"/>
-            <w:r>
-              <w:rPr>
-                <w:rFonts w:ascii="Times New Roman" w:hAnsi="Times New Roman" w:cs="Times New Roman"/>
-              </w:rPr>
-              <w:t>ps</w:t>
-            </w:r>
-            <w:proofErr w:type="spellEnd"/>
+              <w:t xml:space="preserve"> docker ps</w:t>
+            </w:r>
           </w:p>
         </w:tc>
       </w:tr>
@@ -17522,6 +17343,7 @@
             <w:r>
               <w:rPr>
                 <w:rFonts w:ascii="Times New Roman" w:hAnsi="Times New Roman" w:cs="Times New Roman"/>
+                <w:noProof/>
               </w:rPr>
               <w:drawing>
                 <wp:inline distT="0" distB="0" distL="0" distR="0" wp14:anchorId="4F18A407" wp14:editId="7F59932E">
@@ -17570,40 +17392,26 @@
           <w:p>
             <w:pPr>
               <w:rPr>
+                <w:rFonts w:ascii="Times New Roman" w:hAnsi="Times New Roman" w:cs="Times New Roman"/>
+              </w:rPr>
+            </w:pPr>
+            <w:r>
+              <w:rPr>
                 <w:rFonts w:ascii="Times New Roman" w:hAnsi="Times New Roman" w:cs="Times New Roman" w:hint="eastAsia"/>
               </w:rPr>
-            </w:pPr>
-            <w:r>
-              <w:rPr>
-                <w:rFonts w:ascii="Times New Roman" w:hAnsi="Times New Roman" w:cs="Times New Roman" w:hint="eastAsia"/>
-              </w:rPr>
               <w:t>$</w:t>
             </w:r>
             <w:r>
               <w:rPr>
                 <w:rFonts w:ascii="Times New Roman" w:hAnsi="Times New Roman" w:cs="Times New Roman"/>
               </w:rPr>
-              <w:t xml:space="preserve"> docker </w:t>
-            </w:r>
-            <w:proofErr w:type="spellStart"/>
-            <w:r>
-              <w:rPr>
-                <w:rFonts w:ascii="Times New Roman" w:hAnsi="Times New Roman" w:cs="Times New Roman"/>
-              </w:rPr>
-              <w:t>ps</w:t>
-            </w:r>
-            <w:proofErr w:type="spellEnd"/>
+              <w:t xml:space="preserve"> docker ps</w:t>
+            </w:r>
           </w:p>
         </w:tc>
       </w:tr>
     </w:tbl>
-    <w:p>
-      <w:pPr>
-        <w:rPr>
-          <w:rFonts w:hint="eastAsia"/>
-        </w:rPr>
-      </w:pPr>
-    </w:p>
+    <w:p/>
     <w:p>
       <w:pPr>
         <w:pStyle w:val="2"/>
@@ -17707,7 +17515,6 @@
         </w:rPr>
         <w:t xml:space="preserve">connects to Peer0.org1.example.com:7051, creates a </w:t>
       </w:r>
-      <w:proofErr w:type="spellStart"/>
       <w:proofErr w:type="gramStart"/>
       <w:r>
         <w:rPr>
@@ -17715,27 +17522,12 @@
         </w:rPr>
         <w:t>channel.block</w:t>
       </w:r>
-      <w:proofErr w:type="spellEnd"/>
       <w:proofErr w:type="gramEnd"/>
       <w:r>
         <w:rPr>
           <w:rFonts w:ascii="Times New Roman" w:hAnsi="Times New Roman" w:cs="Times New Roman"/>
         </w:rPr>
-        <w:t xml:space="preserve">, and then all peers join the </w:t>
-      </w:r>
-      <w:proofErr w:type="spellStart"/>
-      <w:r>
-        <w:rPr>
-          <w:rFonts w:ascii="Times New Roman" w:hAnsi="Times New Roman" w:cs="Times New Roman"/>
-        </w:rPr>
-        <w:t>channel.block</w:t>
-      </w:r>
-      <w:proofErr w:type="spellEnd"/>
-      <w:r>
-        <w:rPr>
-          <w:rFonts w:ascii="Times New Roman" w:hAnsi="Times New Roman" w:cs="Times New Roman"/>
-        </w:rPr>
-        <w:t xml:space="preserve">, </w:t>
+        <w:t xml:space="preserve">, and then all peers join the channel.block, </w:t>
       </w:r>
     </w:p>
     <w:tbl>
@@ -17957,6 +17749,7 @@
               <w:rPr>
                 <w:rStyle w:val="a7"/>
                 <w:rFonts w:asciiTheme="minorHAnsi" w:eastAsiaTheme="minorEastAsia" w:hAnsiTheme="minorHAnsi" w:cstheme="minorHAnsi"/>
+                <w:noProof/>
               </w:rPr>
               <w:drawing>
                 <wp:inline distT="0" distB="0" distL="0" distR="0" wp14:anchorId="003A01D0" wp14:editId="4C6429AE">
@@ -18039,29 +17832,7 @@
                 <w:sz w:val="22"/>
                 <w:szCs w:val="22"/>
               </w:rPr>
-              <w:t>step2</w:t>
-            </w:r>
-            <w:r>
-              <w:rPr>
-                <w:rFonts w:asciiTheme="minorHAnsi" w:hAnsiTheme="minorHAnsi" w:cstheme="minorHAnsi"/>
-                <w:b/>
-                <w:bCs/>
-                <w:color w:val="0070C0"/>
-                <w:sz w:val="22"/>
-                <w:szCs w:val="22"/>
-              </w:rPr>
-              <w:t>.</w:t>
-            </w:r>
-            <w:r>
-              <w:rPr>
-                <w:rFonts w:asciiTheme="minorHAnsi" w:hAnsiTheme="minorHAnsi" w:cstheme="minorHAnsi"/>
-                <w:b/>
-                <w:bCs/>
-                <w:color w:val="0070C0"/>
-                <w:sz w:val="22"/>
-                <w:szCs w:val="22"/>
-              </w:rPr>
-              <w:t>sh</w:t>
+              <w:t>step2.sh</w:t>
             </w:r>
             <w:r>
               <w:rPr>
@@ -18087,24 +17858,14 @@
                 <w:sz w:val="22"/>
                 <w:szCs w:val="22"/>
               </w:rPr>
-              <w:t xml:space="preserve">All peers join the </w:t>
-            </w:r>
-            <w:proofErr w:type="spellStart"/>
-            <w:r>
-              <w:rPr>
-                <w:rFonts w:asciiTheme="minorHAnsi" w:hAnsiTheme="minorHAnsi" w:cstheme="minorHAnsi"/>
-                <w:sz w:val="22"/>
-                <w:szCs w:val="22"/>
-              </w:rPr>
-              <w:t>chaincode</w:t>
-            </w:r>
-            <w:proofErr w:type="spellEnd"/>
+              <w:t>All peers join the chaincode</w:t>
+            </w:r>
           </w:p>
           <w:p>
             <w:pPr>
               <w:pStyle w:val="HTML"/>
               <w:rPr>
-                <w:rFonts w:asciiTheme="minorHAnsi" w:eastAsiaTheme="minorEastAsia" w:hAnsiTheme="minorHAnsi" w:cstheme="minorHAnsi" w:hint="eastAsia"/>
+                <w:rFonts w:asciiTheme="minorHAnsi" w:eastAsiaTheme="minorEastAsia" w:hAnsiTheme="minorHAnsi" w:cstheme="minorHAnsi"/>
                 <w:sz w:val="22"/>
                 <w:szCs w:val="22"/>
               </w:rPr>
@@ -18113,13 +17874,7 @@
         </w:tc>
       </w:tr>
     </w:tbl>
-    <w:p>
-      <w:pPr>
-        <w:rPr>
-          <w:rFonts w:hint="eastAsia"/>
-        </w:rPr>
-      </w:pPr>
-    </w:p>
+    <w:p/>
     <w:p>
       <w:pPr>
         <w:pStyle w:val="2"/>
@@ -18226,21 +17981,7 @@
         <w:rPr>
           <w:bCs/>
         </w:rPr>
-        <w:t xml:space="preserve">the Node.js SDK folder and </w:t>
-      </w:r>
-      <w:proofErr w:type="spellStart"/>
-      <w:r>
-        <w:rPr>
-          <w:bCs/>
-        </w:rPr>
-        <w:t>tls</w:t>
-      </w:r>
-      <w:proofErr w:type="spellEnd"/>
-      <w:r>
-        <w:rPr>
-          <w:bCs/>
-        </w:rPr>
-        <w:t>, wallet, and workload files for all peers,</w:t>
+        <w:t>the Node.js SDK folder and tls, wallet, and workload files for all peers,</w:t>
       </w:r>
     </w:p>
     <w:tbl>
@@ -18296,31 +18037,67 @@
               </w:rPr>
               <w:t xml:space="preserve"> </w:t>
             </w:r>
-            <w:proofErr w:type="spellStart"/>
             <w:r>
               <w:rPr>
                 <w:rFonts w:cstheme="minorHAnsi"/>
               </w:rPr>
-              <w:t>mkdir</w:t>
-            </w:r>
-            <w:proofErr w:type="spellEnd"/>
+              <w:t xml:space="preserve">mkdir -p </w:t>
+            </w:r>
             <w:r>
               <w:rPr>
                 <w:rFonts w:cstheme="minorHAnsi"/>
               </w:rPr>
-              <w:t xml:space="preserve"> -p </w:t>
+              <w:t>$HOME</w:t>
             </w:r>
             <w:r>
               <w:rPr>
                 <w:rFonts w:cstheme="minorHAnsi"/>
               </w:rPr>
+              <w:t>/fabric-samples/demo-first/workload</w:t>
+            </w:r>
+          </w:p>
+          <w:p>
+            <w:pPr>
+              <w:rPr>
+                <w:rFonts w:cstheme="minorHAnsi"/>
+              </w:rPr>
+            </w:pPr>
+            <w:r>
+              <w:rPr>
+                <w:rFonts w:cstheme="minorHAnsi"/>
+              </w:rPr>
+              <w:t>$ mkdir -p</w:t>
+            </w:r>
+            <w:r>
+              <w:rPr>
+                <w:rFonts w:cstheme="minorHAnsi"/>
+              </w:rPr>
+              <w:t xml:space="preserve"> $HOME</w:t>
+            </w:r>
+            <w:r>
+              <w:rPr>
+                <w:rFonts w:cstheme="minorHAnsi"/>
+              </w:rPr>
+              <w:t>/fabric-samples/demo-first/workload/tls</w:t>
+            </w:r>
+            <w:r>
+              <w:rPr>
+                <w:rFonts w:cstheme="minorHAnsi"/>
+              </w:rPr>
+              <w:br/>
+              <w:t xml:space="preserve">$ mkdir -p </w:t>
+            </w:r>
+            <w:r>
+              <w:rPr>
+                <w:rFonts w:cstheme="minorHAnsi"/>
+              </w:rPr>
               <w:t>$HOME</w:t>
             </w:r>
             <w:r>
               <w:rPr>
                 <w:rFonts w:cstheme="minorHAnsi"/>
               </w:rPr>
-              <w:t>/fabric-samples/demo-first/workload</w:t>
+              <w:t>/fabric-samples/demo-first/workload/wallet</w:t>
             </w:r>
           </w:p>
           <w:p>
@@ -18333,118 +18110,24 @@
               <w:rPr>
                 <w:rFonts w:cstheme="minorHAnsi"/>
               </w:rPr>
-              <w:t xml:space="preserve">$ </w:t>
-            </w:r>
-            <w:proofErr w:type="spellStart"/>
+              <w:t xml:space="preserve">$ mkdir -p </w:t>
+            </w:r>
             <w:r>
               <w:rPr>
                 <w:rFonts w:cstheme="minorHAnsi"/>
               </w:rPr>
-              <w:t>mkdir</w:t>
-            </w:r>
-            <w:proofErr w:type="spellEnd"/>
+              <w:t>$HOME</w:t>
+            </w:r>
             <w:r>
               <w:rPr>
                 <w:rFonts w:cstheme="minorHAnsi"/>
               </w:rPr>
-              <w:t xml:space="preserve"> -p</w:t>
+              <w:t>/fabric-samples/demo-first/workload/</w:t>
             </w:r>
             <w:r>
               <w:rPr>
                 <w:rFonts w:cstheme="minorHAnsi"/>
               </w:rPr>
-              <w:t xml:space="preserve"> $HOME</w:t>
-            </w:r>
-            <w:r>
-              <w:rPr>
-                <w:rFonts w:cstheme="minorHAnsi"/>
-              </w:rPr>
-              <w:t>/fabric-samples/demo-first/workload/</w:t>
-            </w:r>
-            <w:proofErr w:type="spellStart"/>
-            <w:r>
-              <w:rPr>
-                <w:rFonts w:cstheme="minorHAnsi"/>
-              </w:rPr>
-              <w:t>tls</w:t>
-            </w:r>
-            <w:proofErr w:type="spellEnd"/>
-            <w:r>
-              <w:rPr>
-                <w:rFonts w:cstheme="minorHAnsi"/>
-              </w:rPr>
-              <w:br/>
-              <w:t xml:space="preserve">$ </w:t>
-            </w:r>
-            <w:proofErr w:type="spellStart"/>
-            <w:r>
-              <w:rPr>
-                <w:rFonts w:cstheme="minorHAnsi"/>
-              </w:rPr>
-              <w:t>mkdir</w:t>
-            </w:r>
-            <w:proofErr w:type="spellEnd"/>
-            <w:r>
-              <w:rPr>
-                <w:rFonts w:cstheme="minorHAnsi"/>
-              </w:rPr>
-              <w:t xml:space="preserve"> -p </w:t>
-            </w:r>
-            <w:r>
-              <w:rPr>
-                <w:rFonts w:cstheme="minorHAnsi"/>
-              </w:rPr>
-              <w:t>$HOME</w:t>
-            </w:r>
-            <w:r>
-              <w:rPr>
-                <w:rFonts w:cstheme="minorHAnsi"/>
-              </w:rPr>
-              <w:t>/fabric-samples/demo-first/workload/wallet</w:t>
-            </w:r>
-          </w:p>
-          <w:p>
-            <w:pPr>
-              <w:rPr>
-                <w:rFonts w:cstheme="minorHAnsi"/>
-              </w:rPr>
-            </w:pPr>
-            <w:r>
-              <w:rPr>
-                <w:rFonts w:cstheme="minorHAnsi"/>
-              </w:rPr>
-              <w:t xml:space="preserve">$ </w:t>
-            </w:r>
-            <w:proofErr w:type="spellStart"/>
-            <w:r>
-              <w:rPr>
-                <w:rFonts w:cstheme="minorHAnsi"/>
-              </w:rPr>
-              <w:t>mkdir</w:t>
-            </w:r>
-            <w:proofErr w:type="spellEnd"/>
-            <w:r>
-              <w:rPr>
-                <w:rFonts w:cstheme="minorHAnsi"/>
-              </w:rPr>
-              <w:t xml:space="preserve"> -p </w:t>
-            </w:r>
-            <w:r>
-              <w:rPr>
-                <w:rFonts w:cstheme="minorHAnsi"/>
-              </w:rPr>
-              <w:t>$HOME</w:t>
-            </w:r>
-            <w:r>
-              <w:rPr>
-                <w:rFonts w:cstheme="minorHAnsi"/>
-              </w:rPr>
-              <w:t>/fabric-samples/demo-first/workload/</w:t>
-            </w:r>
-            <w:r>
-              <w:rPr>
-                <w:rFonts w:cstheme="minorHAnsi"/>
-              </w:rPr>
               <w:t>result</w:t>
             </w:r>
           </w:p>
@@ -18478,16 +18161,8 @@
               <w:rPr>
                 <w:bCs/>
               </w:rPr>
-              <w:t>$HOME/fabric-samples/demo-first/workload/</w:t>
-            </w:r>
-            <w:proofErr w:type="spellStart"/>
-            <w:r>
-              <w:rPr>
-                <w:bCs/>
-              </w:rPr>
-              <w:t>tls</w:t>
-            </w:r>
-            <w:proofErr w:type="spellEnd"/>
+              <w:t>$HOME/fabric-samples/demo-first/workload/tls</w:t>
+            </w:r>
           </w:p>
           <w:p>
             <w:pPr>
@@ -18821,21 +18496,7 @@
               <w:rPr>
                 <w:bCs/>
               </w:rPr>
-              <w:t xml:space="preserve"> </w:t>
-            </w:r>
-            <w:proofErr w:type="spellStart"/>
-            <w:r>
-              <w:rPr>
-                <w:bCs/>
-              </w:rPr>
-              <w:t>mkdir</w:t>
-            </w:r>
-            <w:proofErr w:type="spellEnd"/>
-            <w:r>
-              <w:rPr>
-                <w:bCs/>
-              </w:rPr>
-              <w:t xml:space="preserve"> </w:t>
+              <w:t xml:space="preserve"> mkdir </w:t>
             </w:r>
             <w:r>
               <w:rPr>
@@ -18861,21 +18522,7 @@
               <w:rPr>
                 <w:bCs/>
               </w:rPr>
-              <w:t xml:space="preserve"> </w:t>
-            </w:r>
-            <w:proofErr w:type="spellStart"/>
-            <w:r>
-              <w:rPr>
-                <w:bCs/>
-              </w:rPr>
-              <w:t>mkdir</w:t>
-            </w:r>
-            <w:proofErr w:type="spellEnd"/>
-            <w:r>
-              <w:rPr>
-                <w:bCs/>
-              </w:rPr>
-              <w:t xml:space="preserve"> </w:t>
+              <w:t xml:space="preserve"> mkdir </w:t>
             </w:r>
             <w:r>
               <w:rPr>
@@ -19376,14 +19023,12 @@
               </w:rPr>
               <w:t>&gt; result/</w:t>
             </w:r>
-            <w:proofErr w:type="spellStart"/>
             <w:r>
               <w:rPr>
                 <w:b/>
               </w:rPr>
               <w:t>benchlog</w:t>
             </w:r>
-            <w:proofErr w:type="spellEnd"/>
           </w:p>
           <w:p>
             <w:pPr>
@@ -19626,13 +19271,8 @@
               </w:r>
             </w:hyperlink>
             <w:r>
-              <w:t xml:space="preserve"> // rate of sending endorsed </w:t>
-            </w:r>
-            <w:proofErr w:type="spellStart"/>
-            <w:r>
-              <w:t>txs</w:t>
-            </w:r>
-            <w:proofErr w:type="spellEnd"/>
+              <w:t xml:space="preserve"> // rate of sending endorsed txs</w:t>
+            </w:r>
           </w:p>
           <w:p/>
           <w:p>
@@ -19686,21 +19326,8 @@
               <w:t>$</w:t>
             </w:r>
             <w:r>
-              <w:t xml:space="preserve"> </w:t>
-            </w:r>
-            <w:proofErr w:type="spellStart"/>
-            <w:r>
-              <w:t>sudo</w:t>
-            </w:r>
-            <w:proofErr w:type="spellEnd"/>
-            <w:r>
-              <w:t xml:space="preserve"> apt-get install python-</w:t>
-            </w:r>
-            <w:proofErr w:type="spellStart"/>
-            <w:r>
-              <w:t>numpy</w:t>
-            </w:r>
-            <w:proofErr w:type="spellEnd"/>
+              <w:t xml:space="preserve"> sudo apt-get install python-numpy</w:t>
+            </w:r>
           </w:p>
           <w:p>
             <w:r>
@@ -19767,85 +19394,61 @@
               </w:drawing>
             </w:r>
           </w:p>
-          <w:p>
-            <w:pPr>
+          <w:p/>
+          <w:p>
+            <w:r>
               <w:rPr>
                 <w:rFonts w:hint="eastAsia"/>
               </w:rPr>
-            </w:pPr>
-          </w:p>
-          <w:p>
+              <w:t>/</w:t>
+            </w:r>
+            <w:r>
+              <w:t>/ Orderer analyzes the log</w:t>
+            </w:r>
+          </w:p>
+          <w:p>
+            <w:pPr>
+              <w:rPr>
+                <w:rFonts w:cstheme="minorHAnsi"/>
+              </w:rPr>
+            </w:pPr>
             <w:r>
               <w:rPr>
                 <w:rFonts w:hint="eastAsia"/>
               </w:rPr>
-              <w:t>/</w:t>
-            </w:r>
-            <w:r>
-              <w:t xml:space="preserve">/ </w:t>
-            </w:r>
-            <w:proofErr w:type="spellStart"/>
-            <w:r>
-              <w:t>Orderer</w:t>
-            </w:r>
-            <w:proofErr w:type="spellEnd"/>
-            <w:r>
-              <w:t xml:space="preserve"> analyzes the log</w:t>
-            </w:r>
-          </w:p>
-          <w:p>
-            <w:pPr>
+              <w:t>$</w:t>
+            </w:r>
+            <w:r>
+              <w:t xml:space="preserve"> cd $HOME/</w:t>
+            </w:r>
+            <w:r>
               <w:rPr>
                 <w:rFonts w:cstheme="minorHAnsi"/>
               </w:rPr>
-            </w:pPr>
-            <w:r>
-              <w:rPr>
-                <w:rFonts w:hint="eastAsia"/>
+              <w:t>fabric-samples/demo-first/workload/result</w:t>
+            </w:r>
+          </w:p>
+          <w:p>
+            <w:pPr>
+              <w:rPr>
+                <w:rFonts w:cstheme="minorHAnsi"/>
+              </w:rPr>
+            </w:pPr>
+            <w:r>
+              <w:rPr>
+                <w:rFonts w:cstheme="minorHAnsi" w:hint="eastAsia"/>
               </w:rPr>
               <w:t>$</w:t>
             </w:r>
             <w:r>
-              <w:t xml:space="preserve"> cd $HOME/</w:t>
-            </w:r>
-            <w:r>
               <w:rPr>
                 <w:rFonts w:cstheme="minorHAnsi"/>
               </w:rPr>
-              <w:t>fabric-samples/demo-first/workload/result</w:t>
-            </w:r>
-          </w:p>
-          <w:p>
-            <w:pPr>
-              <w:rPr>
-                <w:rFonts w:cstheme="minorHAnsi"/>
-              </w:rPr>
-            </w:pPr>
-            <w:r>
-              <w:rPr>
-                <w:rFonts w:cstheme="minorHAnsi" w:hint="eastAsia"/>
-              </w:rPr>
-              <w:t>$</w:t>
-            </w:r>
-            <w:r>
-              <w:rPr>
-                <w:rFonts w:cstheme="minorHAnsi"/>
-              </w:rPr>
               <w:t xml:space="preserve"> </w:t>
             </w:r>
-            <w:proofErr w:type="spellStart"/>
-            <w:r>
-              <w:t>sudo</w:t>
-            </w:r>
-            <w:proofErr w:type="spellEnd"/>
-            <w:r>
-              <w:t xml:space="preserve"> apt-get install python-</w:t>
-            </w:r>
-            <w:proofErr w:type="spellStart"/>
-            <w:r>
-              <w:t>numpy</w:t>
-            </w:r>
-            <w:proofErr w:type="spellEnd"/>
+            <w:r>
+              <w:t>sudo apt-get install python-numpy</w:t>
+            </w:r>
           </w:p>
           <w:p>
             <w:pPr>
@@ -19870,36 +19473,8 @@
                 <w:sz w:val="22"/>
                 <w:szCs w:val="22"/>
               </w:rPr>
-              <w:t xml:space="preserve">$ docker logs </w:t>
-            </w:r>
-            <w:proofErr w:type="spellStart"/>
-            <w:r>
-              <w:rPr>
-                <w:rFonts w:asciiTheme="minorHAnsi" w:hAnsiTheme="minorHAnsi" w:cstheme="minorHAnsi"/>
-                <w:sz w:val="22"/>
-                <w:szCs w:val="22"/>
-              </w:rPr>
-              <w:t>containername</w:t>
-            </w:r>
-            <w:proofErr w:type="spellEnd"/>
-            <w:r>
-              <w:rPr>
-                <w:rFonts w:asciiTheme="minorHAnsi" w:hAnsiTheme="minorHAnsi" w:cstheme="minorHAnsi"/>
-                <w:sz w:val="22"/>
-                <w:szCs w:val="22"/>
-              </w:rPr>
-              <w:t xml:space="preserve"> &gt;&amp; </w:t>
-            </w:r>
-            <w:proofErr w:type="spellStart"/>
-            <w:r>
-              <w:rPr>
-                <w:rFonts w:asciiTheme="minorHAnsi" w:hAnsiTheme="minorHAnsi" w:cstheme="minorHAnsi"/>
-                <w:sz w:val="22"/>
-                <w:szCs w:val="22"/>
-              </w:rPr>
-              <w:t>ordererlog</w:t>
-            </w:r>
-            <w:proofErr w:type="spellEnd"/>
+              <w:t>$ docker logs containername &gt;&amp; ordererlog</w:t>
+            </w:r>
           </w:p>
           <w:p>
             <w:pPr>
@@ -19918,91 +19493,22 @@
                 <w:rFonts w:cstheme="minorHAnsi"/>
                 <w:b/>
               </w:rPr>
-              <w:t xml:space="preserve">docker logs $(docker </w:t>
-            </w:r>
-            <w:proofErr w:type="spellStart"/>
+              <w:t>docker logs $(docker ps -a | grep 'orderer'| awk '{print $1 }') &gt;&amp; ordererlog</w:t>
+            </w:r>
             <w:r>
               <w:rPr>
                 <w:rFonts w:cstheme="minorHAnsi"/>
-                <w:b/>
-              </w:rPr>
-              <w:t>ps</w:t>
-            </w:r>
-            <w:proofErr w:type="spellEnd"/>
+              </w:rPr>
+              <w:br/>
+            </w:r>
+            <w:r>
+              <w:t xml:space="preserve">// </w:t>
+            </w:r>
             <w:r>
               <w:rPr>
                 <w:rFonts w:cstheme="minorHAnsi"/>
-                <w:b/>
-              </w:rPr>
-              <w:t xml:space="preserve"> -a | grep '</w:t>
-            </w:r>
-            <w:proofErr w:type="spellStart"/>
-            <w:r>
-              <w:rPr>
-                <w:rFonts w:cstheme="minorHAnsi"/>
-                <w:b/>
-              </w:rPr>
-              <w:t>orderer</w:t>
-            </w:r>
-            <w:proofErr w:type="spellEnd"/>
-            <w:r>
-              <w:rPr>
-                <w:rFonts w:cstheme="minorHAnsi"/>
-                <w:b/>
-              </w:rPr>
-              <w:t xml:space="preserve">'| awk '{print $1 }') &gt;&amp; </w:t>
-            </w:r>
-            <w:proofErr w:type="spellStart"/>
-            <w:r>
-              <w:rPr>
-                <w:rFonts w:cstheme="minorHAnsi"/>
-                <w:b/>
-              </w:rPr>
-              <w:t>ordererlog</w:t>
-            </w:r>
-            <w:proofErr w:type="spellEnd"/>
-            <w:r>
-              <w:rPr>
-                <w:rFonts w:cstheme="minorHAnsi"/>
-              </w:rPr>
-              <w:br/>
-            </w:r>
-            <w:r>
-              <w:t xml:space="preserve">// </w:t>
-            </w:r>
-            <w:r>
-              <w:rPr>
-                <w:rFonts w:cstheme="minorHAnsi"/>
-              </w:rPr>
-              <w:t xml:space="preserve">$ </w:t>
-            </w:r>
-            <w:proofErr w:type="spellStart"/>
-            <w:r>
-              <w:rPr>
-                <w:rFonts w:cstheme="minorHAnsi"/>
-              </w:rPr>
-              <w:t>scp</w:t>
-            </w:r>
-            <w:proofErr w:type="spellEnd"/>
-            <w:r>
-              <w:rPr>
-                <w:rFonts w:cstheme="minorHAnsi"/>
-              </w:rPr>
-              <w:t xml:space="preserve"> </w:t>
-            </w:r>
-            <w:proofErr w:type="spellStart"/>
-            <w:r>
-              <w:rPr>
-                <w:rFonts w:cstheme="minorHAnsi"/>
-              </w:rPr>
-              <w:t>ordererlog</w:t>
-            </w:r>
-            <w:proofErr w:type="spellEnd"/>
-            <w:r>
-              <w:rPr>
-                <w:rFonts w:cstheme="minorHAnsi"/>
-              </w:rPr>
-              <w:t xml:space="preserve"> </w:t>
+              </w:rPr>
+              <w:t xml:space="preserve">$ scp ordererlog </w:t>
             </w:r>
             <w:hyperlink r:id="rId134" w:history="1">
               <w:r>
@@ -20125,19 +19631,9 @@
               </w:rPr>
               <w:t xml:space="preserve"> </w:t>
             </w:r>
-            <w:proofErr w:type="spellStart"/>
-            <w:r>
-              <w:t>sudo</w:t>
-            </w:r>
-            <w:proofErr w:type="spellEnd"/>
-            <w:r>
-              <w:t xml:space="preserve"> apt-get install python-</w:t>
-            </w:r>
-            <w:proofErr w:type="spellStart"/>
-            <w:r>
-              <w:t>numpy</w:t>
-            </w:r>
-            <w:proofErr w:type="spellEnd"/>
+            <w:r>
+              <w:t>sudo apt-get install python-numpy</w:t>
+            </w:r>
           </w:p>
           <w:p>
             <w:pPr>
@@ -20155,30 +19651,8 @@
               <w:rPr>
                 <w:rFonts w:cstheme="minorHAnsi"/>
               </w:rPr>
-              <w:t xml:space="preserve">$ docker logs </w:t>
-            </w:r>
-            <w:proofErr w:type="spellStart"/>
-            <w:r>
-              <w:rPr>
-                <w:rFonts w:cstheme="minorHAnsi"/>
-              </w:rPr>
-              <w:t>containername</w:t>
-            </w:r>
-            <w:proofErr w:type="spellEnd"/>
-            <w:r>
-              <w:rPr>
-                <w:rFonts w:cstheme="minorHAnsi"/>
-              </w:rPr>
-              <w:t xml:space="preserve"> &gt;&amp; </w:t>
-            </w:r>
-            <w:proofErr w:type="spellStart"/>
-            <w:r>
-              <w:rPr>
-                <w:rFonts w:cstheme="minorHAnsi"/>
-              </w:rPr>
-              <w:t>peerlog</w:t>
-            </w:r>
-            <w:proofErr w:type="spellEnd"/>
+              <w:t>$ docker logs containername &gt;&amp; peerlog</w:t>
+            </w:r>
           </w:p>
           <w:p>
             <w:r>
@@ -20192,91 +19666,38 @@
                 <w:rFonts w:cstheme="minorHAnsi"/>
                 <w:b/>
               </w:rPr>
-              <w:t xml:space="preserve">docker logs $(docker </w:t>
-            </w:r>
-            <w:proofErr w:type="spellStart"/>
+              <w:t>docker logs $(docker ps -a | grep 'peer</w:t>
+            </w:r>
             <w:r>
               <w:rPr>
                 <w:rFonts w:cstheme="minorHAnsi"/>
                 <w:b/>
               </w:rPr>
-              <w:t>ps</w:t>
-            </w:r>
-            <w:proofErr w:type="spellEnd"/>
+              <w:t xml:space="preserve"> node start</w:t>
+            </w:r>
             <w:r>
               <w:rPr>
                 <w:rFonts w:cstheme="minorHAnsi"/>
                 <w:b/>
               </w:rPr>
-              <w:t xml:space="preserve"> -a | grep 'peer</w:t>
-            </w:r>
+              <w:t>'| awk '{print $1 }') &gt;&amp; peerlog</w:t>
+            </w:r>
+          </w:p>
+          <w:p>
             <w:r>
               <w:rPr>
                 <w:rFonts w:cstheme="minorHAnsi"/>
-                <w:b/>
-              </w:rPr>
-              <w:t xml:space="preserve"> node start</w:t>
+              </w:rPr>
+              <w:t>/</w:t>
+            </w:r>
+            <w:r>
+              <w:t xml:space="preserve">/ </w:t>
             </w:r>
             <w:r>
               <w:rPr>
                 <w:rFonts w:cstheme="minorHAnsi"/>
-                <w:b/>
-              </w:rPr>
-              <w:t xml:space="preserve">'| awk '{print $1 }') &gt;&amp; </w:t>
-            </w:r>
-            <w:proofErr w:type="spellStart"/>
-            <w:r>
-              <w:rPr>
-                <w:rFonts w:cstheme="minorHAnsi"/>
-                <w:b/>
-              </w:rPr>
-              <w:t>peerlog</w:t>
-            </w:r>
-            <w:proofErr w:type="spellEnd"/>
-          </w:p>
-          <w:p>
-            <w:r>
-              <w:rPr>
-                <w:rFonts w:cstheme="minorHAnsi"/>
-              </w:rPr>
-              <w:t>/</w:t>
-            </w:r>
-            <w:r>
-              <w:t xml:space="preserve">/ </w:t>
-            </w:r>
-            <w:r>
-              <w:rPr>
-                <w:rFonts w:cstheme="minorHAnsi"/>
-              </w:rPr>
-              <w:t xml:space="preserve">$ </w:t>
-            </w:r>
-            <w:proofErr w:type="spellStart"/>
-            <w:r>
-              <w:rPr>
-                <w:rFonts w:cstheme="minorHAnsi"/>
-              </w:rPr>
-              <w:t>scp</w:t>
-            </w:r>
-            <w:proofErr w:type="spellEnd"/>
-            <w:r>
-              <w:rPr>
-                <w:rFonts w:cstheme="minorHAnsi"/>
-              </w:rPr>
-              <w:t xml:space="preserve"> </w:t>
-            </w:r>
-            <w:proofErr w:type="spellStart"/>
-            <w:r>
-              <w:rPr>
-                <w:rFonts w:cstheme="minorHAnsi"/>
-              </w:rPr>
-              <w:t>peerlog</w:t>
-            </w:r>
-            <w:proofErr w:type="spellEnd"/>
-            <w:r>
-              <w:rPr>
-                <w:rFonts w:cstheme="minorHAnsi"/>
-              </w:rPr>
-              <w:t xml:space="preserve"> </w:t>
+              </w:rPr>
+              <w:t xml:space="preserve">$ scp peerlog </w:t>
             </w:r>
             <w:hyperlink r:id="rId136" w:history="1">
               <w:r>
@@ -20364,47 +19785,16 @@
             </w:r>
           </w:p>
           <w:p>
-            <w:pPr>
-              <w:rPr>
-                <w:rFonts w:hint="eastAsia"/>
-              </w:rPr>
-            </w:pPr>
             <w:r>
               <w:t xml:space="preserve"># peer channel fetch 228 </w:t>
             </w:r>
-            <w:proofErr w:type="spellStart"/>
             <w:proofErr w:type="gramStart"/>
             <w:r>
               <w:t>last.block</w:t>
             </w:r>
-            <w:proofErr w:type="spellEnd"/>
             <w:proofErr w:type="gramEnd"/>
             <w:r>
-              <w:t xml:space="preserve"> -o orderer.example.com:7050 -c </w:t>
-            </w:r>
-            <w:proofErr w:type="spellStart"/>
-            <w:r>
-              <w:t>mychannel</w:t>
-            </w:r>
-            <w:proofErr w:type="spellEnd"/>
-            <w:r>
-              <w:t xml:space="preserve"> --</w:t>
-            </w:r>
-            <w:proofErr w:type="spellStart"/>
-            <w:r>
-              <w:t>tls</w:t>
-            </w:r>
-            <w:proofErr w:type="spellEnd"/>
-            <w:r>
-              <w:t xml:space="preserve"> --</w:t>
-            </w:r>
-            <w:proofErr w:type="spellStart"/>
-            <w:r>
-              <w:t>cafile</w:t>
-            </w:r>
-            <w:proofErr w:type="spellEnd"/>
-            <w:r>
-              <w:t xml:space="preserve"> /opt/gopath/src/github.com/hyperledger/fabric/peer/crypto/ordererOrganizations/example.com/orderers/orderer.example.com/msp/tlscacerts/tlsca.example.com-cert.pem</w:t>
+              <w:t xml:space="preserve"> -o orderer.example.com:7050 -c mychannel --tls --cafile /opt/gopath/src/github.com/hyperledger/fabric/peer/crypto/ordererOrganizations/example.com/orderers/orderer.example.com/msp/tlscacerts/tlsca.example.com-cert.pem</w:t>
             </w:r>
           </w:p>
         </w:tc>
@@ -20511,13 +19901,7 @@
     <w:p/>
     <w:p/>
     <w:p/>
-    <w:p>
-      <w:pPr>
-        <w:rPr>
-          <w:rFonts w:hint="eastAsia"/>
-        </w:rPr>
-      </w:pPr>
-    </w:p>
+    <w:p/>
     <w:p/>
     <w:p>
       <w:pPr>
@@ -20541,15 +19925,7 @@
         <w:t xml:space="preserve">Exp 3: </w:t>
       </w:r>
       <w:r>
-        <w:t xml:space="preserve">1 CLI + 5 Peers + 5 </w:t>
-      </w:r>
-      <w:proofErr w:type="spellStart"/>
-      <w:r>
-        <w:t>Orderers</w:t>
-      </w:r>
-      <w:proofErr w:type="spellEnd"/>
-      <w:r>
-        <w:t>)</w:t>
+        <w:t>1 CLI + 5 Peers + 5 Orderers)</w:t>
       </w:r>
     </w:p>
     <w:p/>
@@ -20693,21 +20069,7 @@
               <w:rPr>
                 <w:rFonts w:ascii="Times New Roman" w:hAnsi="Times New Roman" w:cs="Times New Roman"/>
               </w:rPr>
-              <w:t xml:space="preserve"> vi /</w:t>
-            </w:r>
-            <w:proofErr w:type="spellStart"/>
-            <w:r>
-              <w:rPr>
-                <w:rFonts w:ascii="Times New Roman" w:hAnsi="Times New Roman" w:cs="Times New Roman"/>
-              </w:rPr>
-              <w:t>etc</w:t>
-            </w:r>
-            <w:proofErr w:type="spellEnd"/>
-            <w:r>
-              <w:rPr>
-                <w:rFonts w:ascii="Times New Roman" w:hAnsi="Times New Roman" w:cs="Times New Roman"/>
-              </w:rPr>
-              <w:t>/hosts</w:t>
+              <w:t xml:space="preserve"> vi /etc/hosts</w:t>
             </w:r>
           </w:p>
         </w:tc>
@@ -21147,21 +20509,7 @@
               <w:rPr>
                 <w:rFonts w:ascii="Times New Roman" w:hAnsi="Times New Roman" w:cs="Times New Roman"/>
               </w:rPr>
-              <w:t xml:space="preserve">$ </w:t>
-            </w:r>
-            <w:proofErr w:type="spellStart"/>
-            <w:r>
-              <w:rPr>
-                <w:rFonts w:ascii="Times New Roman" w:hAnsi="Times New Roman" w:cs="Times New Roman"/>
-              </w:rPr>
-              <w:t>mkdir</w:t>
-            </w:r>
-            <w:proofErr w:type="spellEnd"/>
-            <w:r>
-              <w:rPr>
-                <w:rFonts w:ascii="Times New Roman" w:hAnsi="Times New Roman" w:cs="Times New Roman"/>
-              </w:rPr>
-              <w:t xml:space="preserve"> demo-first</w:t>
+              <w:t>$ mkdir demo-first</w:t>
             </w:r>
             <w:r>
               <w:rPr>
@@ -21629,74 +20977,27 @@
           <w:p>
             <w:r>
               <w:lastRenderedPageBreak/>
-              <w:t xml:space="preserve">$ </w:t>
-            </w:r>
-            <w:proofErr w:type="spellStart"/>
-            <w:r>
-              <w:t>sudo</w:t>
-            </w:r>
-            <w:proofErr w:type="spellEnd"/>
-            <w:r>
-              <w:t xml:space="preserve"> apt-get install </w:t>
-            </w:r>
-            <w:proofErr w:type="spellStart"/>
-            <w:r>
-              <w:t>ntpdate</w:t>
-            </w:r>
-            <w:proofErr w:type="spellEnd"/>
+              <w:t>$ sudo apt-get install ntpdate</w:t>
+            </w:r>
             <w:r>
               <w:t xml:space="preserve"> // align the timestamp</w:t>
             </w:r>
           </w:p>
           <w:p>
             <w:r>
-              <w:t xml:space="preserve">$ </w:t>
-            </w:r>
-            <w:proofErr w:type="spellStart"/>
-            <w:r>
-              <w:t>sudo</w:t>
-            </w:r>
-            <w:proofErr w:type="spellEnd"/>
-            <w:r>
-              <w:t xml:space="preserve"> </w:t>
-            </w:r>
-            <w:proofErr w:type="spellStart"/>
-            <w:r>
-              <w:t>ntpdate</w:t>
-            </w:r>
-            <w:proofErr w:type="spellEnd"/>
-            <w:r>
-              <w:t xml:space="preserve"> cn.pool.ntp.org</w:t>
-            </w:r>
-          </w:p>
-          <w:p>
-            <w:r>
-              <w:t xml:space="preserve">$ </w:t>
-            </w:r>
-            <w:proofErr w:type="spellStart"/>
-            <w:r>
-              <w:t>sudo</w:t>
-            </w:r>
-            <w:proofErr w:type="spellEnd"/>
-            <w:r>
-              <w:t xml:space="preserve"> </w:t>
-            </w:r>
-            <w:proofErr w:type="spellStart"/>
-            <w:r>
-              <w:t>hwclock</w:t>
-            </w:r>
-            <w:proofErr w:type="spellEnd"/>
-            <w:r>
-              <w:t xml:space="preserve"> </w:t>
+              <w:t>$ sudo ntpdate cn.pool.ntp.org</w:t>
+            </w:r>
+          </w:p>
+          <w:p>
+            <w:r>
+              <w:t xml:space="preserve">$ sudo hwclock </w:t>
             </w:r>
             <w:r>
               <w:t>–</w:t>
             </w:r>
-            <w:proofErr w:type="spellStart"/>
             <w:r>
               <w:t>systohc</w:t>
             </w:r>
-            <w:proofErr w:type="spellEnd"/>
           </w:p>
           <w:p>
             <w:pPr>
@@ -21824,81 +21125,47 @@
               <w:rPr>
                 <w:rFonts w:ascii="Times New Roman" w:hAnsi="Times New Roman" w:cs="Times New Roman"/>
               </w:rPr>
+              <w:t xml:space="preserve"> chmod +x *.sh</w:t>
+            </w:r>
+          </w:p>
+          <w:p>
+            <w:pPr>
+              <w:rPr>
+                <w:rStyle w:val="a7"/>
+                <w:rFonts w:ascii="Times New Roman" w:hAnsi="Times New Roman" w:cs="Times New Roman"/>
+                <w:b/>
+                <w:bCs/>
+              </w:rPr>
+            </w:pPr>
+            <w:r>
+              <w:rPr>
+                <w:rFonts w:ascii="Times New Roman" w:hAnsi="Times New Roman" w:cs="Times New Roman" w:hint="eastAsia"/>
+              </w:rPr>
+              <w:t>$</w:t>
+            </w:r>
+            <w:r>
+              <w:rPr>
+                <w:rFonts w:ascii="Times New Roman" w:hAnsi="Times New Roman" w:cs="Times New Roman"/>
+              </w:rPr>
               <w:t xml:space="preserve"> </w:t>
             </w:r>
-            <w:proofErr w:type="spellStart"/>
-            <w:r>
-              <w:rPr>
-                <w:rFonts w:ascii="Times New Roman" w:hAnsi="Times New Roman" w:cs="Times New Roman"/>
-              </w:rPr>
-              <w:t>chmod</w:t>
-            </w:r>
-            <w:proofErr w:type="spellEnd"/>
-            <w:r>
-              <w:rPr>
-                <w:rFonts w:ascii="Times New Roman" w:hAnsi="Times New Roman" w:cs="Times New Roman"/>
-              </w:rPr>
-              <w:t xml:space="preserve"> +x *.</w:t>
-            </w:r>
-            <w:proofErr w:type="spellStart"/>
-            <w:r>
-              <w:rPr>
-                <w:rFonts w:ascii="Times New Roman" w:hAnsi="Times New Roman" w:cs="Times New Roman"/>
-              </w:rPr>
-              <w:t>sh</w:t>
-            </w:r>
-            <w:proofErr w:type="spellEnd"/>
-          </w:p>
-          <w:p>
-            <w:pPr>
-              <w:rPr>
-                <w:rStyle w:val="a7"/>
+            <w:r>
+              <w:rPr>
                 <w:rFonts w:ascii="Times New Roman" w:hAnsi="Times New Roman" w:cs="Times New Roman"/>
                 <w:b/>
                 <w:bCs/>
               </w:rPr>
-            </w:pPr>
-            <w:proofErr w:type="gramStart"/>
-            <w:r>
-              <w:rPr>
-                <w:rFonts w:ascii="Times New Roman" w:hAnsi="Times New Roman" w:cs="Times New Roman" w:hint="eastAsia"/>
-              </w:rPr>
-              <w:t>$</w:t>
-            </w:r>
-            <w:r>
-              <w:rPr>
-                <w:rFonts w:ascii="Times New Roman" w:hAnsi="Times New Roman" w:cs="Times New Roman"/>
-              </w:rPr>
-              <w:t xml:space="preserve"> </w:t>
+              <w:t>./</w:t>
             </w:r>
             <w:r>
               <w:rPr>
                 <w:rFonts w:ascii="Times New Roman" w:hAnsi="Times New Roman" w:cs="Times New Roman"/>
                 <w:b/>
                 <w:bCs/>
-              </w:rPr>
-              <w:t>.</w:t>
-            </w:r>
-            <w:proofErr w:type="gramEnd"/>
-            <w:r>
-              <w:rPr>
-                <w:rFonts w:ascii="Times New Roman" w:hAnsi="Times New Roman" w:cs="Times New Roman"/>
-                <w:b/>
-                <w:bCs/>
-              </w:rPr>
-              <w:t>/</w:t>
-            </w:r>
-            <w:hyperlink r:id="rId152" w:anchor="file-config-sh" w:history="1">
-              <w:r>
-                <w:rPr>
-                  <w:rStyle w:val="a7"/>
-                  <w:rFonts w:ascii="Times New Roman" w:hAnsi="Times New Roman" w:cs="Times New Roman"/>
-                  <w:b/>
-                  <w:bCs/>
-                </w:rPr>
-                <w:t>config.sh</w:t>
-              </w:r>
-            </w:hyperlink>
+                <w:color w:val="0070C0"/>
+              </w:rPr>
+              <w:t>config.sh</w:t>
+            </w:r>
           </w:p>
           <w:p>
             <w:pPr>
@@ -22012,35 +21279,7 @@
         <w:rPr>
           <w:rFonts w:ascii="Times New Roman" w:hAnsi="Times New Roman" w:cs="Times New Roman"/>
         </w:rPr>
-        <w:t xml:space="preserve">CLI </w:t>
-      </w:r>
-      <w:proofErr w:type="spellStart"/>
-      <w:r>
-        <w:rPr>
-          <w:rFonts w:ascii="Times New Roman" w:hAnsi="Times New Roman" w:cs="Times New Roman"/>
-        </w:rPr>
-        <w:t>scp</w:t>
-      </w:r>
-      <w:proofErr w:type="spellEnd"/>
-      <w:r>
-        <w:rPr>
-          <w:rFonts w:ascii="Times New Roman" w:hAnsi="Times New Roman" w:cs="Times New Roman"/>
-        </w:rPr>
-        <w:t xml:space="preserve"> the contents to all machines including peers and </w:t>
-      </w:r>
-      <w:proofErr w:type="spellStart"/>
-      <w:r>
-        <w:rPr>
-          <w:rFonts w:ascii="Times New Roman" w:hAnsi="Times New Roman" w:cs="Times New Roman"/>
-        </w:rPr>
-        <w:t>orderers</w:t>
-      </w:r>
-      <w:proofErr w:type="spellEnd"/>
-      <w:r>
-        <w:rPr>
-          <w:rFonts w:ascii="Times New Roman" w:hAnsi="Times New Roman" w:cs="Times New Roman"/>
-        </w:rPr>
-        <w:t>,</w:t>
+        <w:t>CLI scp the contents to all machines including peers and orderers,</w:t>
       </w:r>
     </w:p>
     <w:tbl>
@@ -22085,7 +21324,6 @@
                 <w:bCs/>
               </w:rPr>
             </w:pPr>
-            <w:proofErr w:type="gramStart"/>
             <w:r>
               <w:rPr>
                 <w:rFonts w:ascii="Times New Roman" w:hAnsi="Times New Roman" w:cs="Times New Roman" w:hint="eastAsia"/>
@@ -22104,28 +21342,17 @@
                 <w:b/>
                 <w:bCs/>
               </w:rPr>
-              <w:t>.</w:t>
-            </w:r>
-            <w:proofErr w:type="gramEnd"/>
+              <w:t>./</w:t>
+            </w:r>
             <w:r>
               <w:rPr>
                 <w:rFonts w:ascii="Times New Roman" w:hAnsi="Times New Roman" w:cs="Times New Roman"/>
                 <w:b/>
                 <w:bCs/>
-              </w:rPr>
-              <w:t>/</w:t>
-            </w:r>
-            <w:hyperlink r:id="rId153" w:anchor="file-scp-sh" w:history="1">
-              <w:r>
-                <w:rPr>
-                  <w:rStyle w:val="a7"/>
-                  <w:rFonts w:ascii="Times New Roman" w:hAnsi="Times New Roman" w:cs="Times New Roman"/>
-                  <w:b/>
-                  <w:bCs/>
-                </w:rPr>
-                <w:t>scp.sh</w:t>
-              </w:r>
-            </w:hyperlink>
+                <w:color w:val="0070C0"/>
+              </w:rPr>
+              <w:t>scp.sh</w:t>
+            </w:r>
           </w:p>
           <w:p>
             <w:pPr>
@@ -22235,19 +21462,11 @@
         </w:rPr>
         <w:t xml:space="preserve"> </w:t>
       </w:r>
-      <w:proofErr w:type="spellStart"/>
-      <w:r>
-        <w:rPr>
-          <w:rFonts w:ascii="Times New Roman" w:hAnsi="Times New Roman" w:cs="Times New Roman"/>
-        </w:rPr>
-        <w:t>Orderers</w:t>
-      </w:r>
-      <w:proofErr w:type="spellEnd"/>
-      <w:r>
-        <w:rPr>
-          <w:rFonts w:ascii="Times New Roman" w:hAnsi="Times New Roman" w:cs="Times New Roman"/>
-        </w:rPr>
-        <w:t xml:space="preserve"> sets up the Docker container,</w:t>
+      <w:r>
+        <w:rPr>
+          <w:rFonts w:ascii="Times New Roman" w:hAnsi="Times New Roman" w:cs="Times New Roman"/>
+        </w:rPr>
+        <w:t>Orderers sets up the Docker container,</w:t>
       </w:r>
     </w:p>
     <w:tbl>
@@ -22301,7 +21520,6 @@
                 <w:bCs/>
               </w:rPr>
             </w:pPr>
-            <w:proofErr w:type="gramStart"/>
             <w:r>
               <w:rPr>
                 <w:rFonts w:ascii="Times New Roman" w:hAnsi="Times New Roman" w:cs="Times New Roman" w:hint="eastAsia"/>
@@ -22320,143 +21538,68 @@
                 <w:b/>
                 <w:bCs/>
               </w:rPr>
-              <w:t>.</w:t>
-            </w:r>
-            <w:proofErr w:type="gramEnd"/>
+              <w:t>./</w:t>
+            </w:r>
             <w:r>
               <w:rPr>
                 <w:rFonts w:ascii="Times New Roman" w:hAnsi="Times New Roman" w:cs="Times New Roman"/>
                 <w:b/>
                 <w:bCs/>
-              </w:rPr>
-              <w:t>/</w:t>
-            </w:r>
-            <w:hyperlink r:id="rId154" w:anchor="file-orderer1-sh" w:history="1">
-              <w:r>
-                <w:rPr>
-                  <w:rStyle w:val="a7"/>
-                  <w:rFonts w:ascii="Times New Roman" w:hAnsi="Times New Roman" w:cs="Times New Roman"/>
-                  <w:b/>
-                  <w:bCs/>
-                </w:rPr>
-                <w:t>orderer1.sh</w:t>
-              </w:r>
-            </w:hyperlink>
-          </w:p>
-          <w:p>
-            <w:pPr>
-              <w:rPr>
-                <w:rFonts w:ascii="Times New Roman" w:hAnsi="Times New Roman" w:cs="Times New Roman"/>
-              </w:rPr>
-            </w:pPr>
-          </w:p>
-          <w:p>
-            <w:pPr>
-              <w:rPr>
-                <w:rFonts w:ascii="Times New Roman" w:hAnsi="Times New Roman" w:cs="Times New Roman"/>
-              </w:rPr>
-            </w:pPr>
-            <w:r>
-              <w:rPr>
-                <w:rFonts w:ascii="Times New Roman" w:hAnsi="Times New Roman" w:cs="Times New Roman"/>
-                <w:noProof/>
-              </w:rPr>
-              <w:drawing>
-                <wp:inline distT="0" distB="0" distL="0" distR="0" wp14:anchorId="30CD8E02" wp14:editId="58CDC269">
-                  <wp:extent cx="5943600" cy="190500"/>
-                  <wp:effectExtent l="0" t="0" r="0" b="0"/>
-                  <wp:docPr id="54" name="图片 54"/>
-                  <wp:cNvGraphicFramePr>
-                    <a:graphicFrameLocks xmlns:a="http://schemas.openxmlformats.org/drawingml/2006/main" noChangeAspect="1"/>
-                  </wp:cNvGraphicFramePr>
-                  <a:graphic xmlns:a="http://schemas.openxmlformats.org/drawingml/2006/main">
-                    <a:graphicData uri="http://schemas.openxmlformats.org/drawingml/2006/picture">
-                      <pic:pic xmlns:pic="http://schemas.openxmlformats.org/drawingml/2006/picture">
-                        <pic:nvPicPr>
-                          <pic:cNvPr id="1" name=""/>
-                          <pic:cNvPicPr/>
-                        </pic:nvPicPr>
-                        <pic:blipFill>
-                          <a:blip r:embed="rId47"/>
-                          <a:stretch>
-                            <a:fillRect/>
-                          </a:stretch>
-                        </pic:blipFill>
-                        <pic:spPr>
-                          <a:xfrm>
-                            <a:off x="0" y="0"/>
-                            <a:ext cx="5943600" cy="190500"/>
-                          </a:xfrm>
-                          <a:prstGeom prst="rect">
-                            <a:avLst/>
-                          </a:prstGeom>
-                        </pic:spPr>
-                      </pic:pic>
-                    </a:graphicData>
-                  </a:graphic>
-                </wp:inline>
-              </w:drawing>
-            </w:r>
-          </w:p>
-          <w:p>
-            <w:pPr>
-              <w:rPr>
-                <w:rFonts w:ascii="Times New Roman" w:hAnsi="Times New Roman" w:cs="Times New Roman"/>
-              </w:rPr>
-            </w:pPr>
-          </w:p>
-          <w:p>
-            <w:pPr>
-              <w:rPr>
-                <w:rFonts w:ascii="Times New Roman" w:hAnsi="Times New Roman" w:cs="Times New Roman"/>
-              </w:rPr>
-            </w:pPr>
-            <w:proofErr w:type="gramStart"/>
-            <w:r>
+                <w:color w:val="0070C0"/>
+              </w:rPr>
+              <w:t>orderer1.sh</w:t>
+            </w:r>
+          </w:p>
+          <w:p>
+            <w:pPr>
               <w:rPr>
                 <w:rFonts w:ascii="Times New Roman" w:hAnsi="Times New Roman" w:cs="Times New Roman" w:hint="eastAsia"/>
               </w:rPr>
+            </w:pPr>
+          </w:p>
+          <w:p>
+            <w:pPr>
+              <w:rPr>
+                <w:rFonts w:ascii="Times New Roman" w:hAnsi="Times New Roman" w:cs="Times New Roman"/>
+                <w:color w:val="0070C0"/>
+              </w:rPr>
+            </w:pPr>
+            <w:r>
+              <w:rPr>
+                <w:rFonts w:ascii="Times New Roman" w:hAnsi="Times New Roman" w:cs="Times New Roman" w:hint="eastAsia"/>
+              </w:rPr>
               <w:t>$</w:t>
             </w:r>
             <w:r>
               <w:rPr>
                 <w:rFonts w:ascii="Times New Roman" w:hAnsi="Times New Roman" w:cs="Times New Roman"/>
               </w:rPr>
-              <w:t xml:space="preserve"> .</w:t>
-            </w:r>
-            <w:proofErr w:type="gramEnd"/>
-            <w:r>
-              <w:rPr>
-                <w:rFonts w:ascii="Times New Roman" w:hAnsi="Times New Roman" w:cs="Times New Roman"/>
-              </w:rPr>
-              <w:t>/</w:t>
-            </w:r>
-            <w:hyperlink r:id="rId155" w:anchor="file-orderer2-sh" w:history="1">
-              <w:r>
-                <w:rPr>
-                  <w:rStyle w:val="a7"/>
-                  <w:rFonts w:ascii="Times New Roman" w:hAnsi="Times New Roman" w:cs="Times New Roman"/>
-                  <w:b/>
-                  <w:bCs/>
-                </w:rPr>
-                <w:t>orderer2.sh</w:t>
-              </w:r>
-            </w:hyperlink>
-          </w:p>
-          <w:p>
-            <w:pPr>
-              <w:rPr>
-                <w:rFonts w:ascii="Times New Roman" w:hAnsi="Times New Roman" w:cs="Times New Roman"/>
-              </w:rPr>
-            </w:pPr>
-          </w:p>
-          <w:p>
-            <w:pPr>
-              <w:rPr>
-                <w:rFonts w:ascii="Times New Roman" w:hAnsi="Times New Roman" w:cs="Times New Roman"/>
-              </w:rPr>
-            </w:pPr>
-            <w:proofErr w:type="gramStart"/>
+              <w:t xml:space="preserve"> ./</w:t>
+            </w:r>
+            <w:r>
+              <w:rPr>
+                <w:rFonts w:ascii="Times New Roman" w:hAnsi="Times New Roman" w:cs="Times New Roman"/>
+                <w:b/>
+                <w:bCs/>
+                <w:color w:val="0070C0"/>
+              </w:rPr>
+              <w:t>orderer2.sh</w:t>
+            </w:r>
+          </w:p>
+          <w:p>
+            <w:pPr>
+              <w:rPr>
+                <w:rFonts w:ascii="Times New Roman" w:hAnsi="Times New Roman" w:cs="Times New Roman"/>
+              </w:rPr>
+            </w:pPr>
+          </w:p>
+          <w:p>
+            <w:pPr>
+              <w:rPr>
+                <w:rFonts w:ascii="Times New Roman" w:hAnsi="Times New Roman" w:cs="Times New Roman"/>
+                <w:color w:val="0070C0"/>
+              </w:rPr>
+            </w:pPr>
             <w:r>
               <w:rPr>
                 <w:rFonts w:ascii="Times New Roman" w:hAnsi="Times New Roman" w:cs="Times New Roman" w:hint="eastAsia"/>
@@ -22467,41 +21610,31 @@
               <w:rPr>
                 <w:rFonts w:ascii="Times New Roman" w:hAnsi="Times New Roman" w:cs="Times New Roman"/>
               </w:rPr>
-              <w:t xml:space="preserve"> .</w:t>
-            </w:r>
-            <w:proofErr w:type="gramEnd"/>
-            <w:r>
-              <w:rPr>
-                <w:rFonts w:ascii="Times New Roman" w:hAnsi="Times New Roman" w:cs="Times New Roman"/>
-              </w:rPr>
-              <w:t>/</w:t>
-            </w:r>
-            <w:hyperlink r:id="rId156" w:anchor="file-orderer3-sh" w:history="1">
-              <w:r>
-                <w:rPr>
-                  <w:rStyle w:val="a7"/>
-                  <w:rFonts w:ascii="Times New Roman" w:hAnsi="Times New Roman" w:cs="Times New Roman"/>
-                  <w:b/>
-                  <w:bCs/>
-                </w:rPr>
-                <w:t>orderer3.sh</w:t>
-              </w:r>
-            </w:hyperlink>
-          </w:p>
-          <w:p>
-            <w:pPr>
-              <w:rPr>
-                <w:rFonts w:ascii="Times New Roman" w:hAnsi="Times New Roman" w:cs="Times New Roman"/>
-              </w:rPr>
-            </w:pPr>
-          </w:p>
-          <w:p>
-            <w:pPr>
-              <w:rPr>
-                <w:rFonts w:ascii="Times New Roman" w:hAnsi="Times New Roman" w:cs="Times New Roman"/>
-              </w:rPr>
-            </w:pPr>
-            <w:proofErr w:type="gramStart"/>
+              <w:t xml:space="preserve"> ./</w:t>
+            </w:r>
+            <w:r>
+              <w:rPr>
+                <w:rFonts w:ascii="Times New Roman" w:hAnsi="Times New Roman" w:cs="Times New Roman"/>
+                <w:b/>
+                <w:bCs/>
+                <w:color w:val="0070C0"/>
+              </w:rPr>
+              <w:t>orderer3.sh</w:t>
+            </w:r>
+          </w:p>
+          <w:p>
+            <w:pPr>
+              <w:rPr>
+                <w:rFonts w:ascii="Times New Roman" w:hAnsi="Times New Roman" w:cs="Times New Roman"/>
+              </w:rPr>
+            </w:pPr>
+          </w:p>
+          <w:p>
+            <w:pPr>
+              <w:rPr>
+                <w:rFonts w:ascii="Times New Roman" w:hAnsi="Times New Roman" w:cs="Times New Roman"/>
+              </w:rPr>
+            </w:pPr>
             <w:r>
               <w:rPr>
                 <w:rFonts w:ascii="Times New Roman" w:hAnsi="Times New Roman" w:cs="Times New Roman" w:hint="eastAsia"/>
@@ -22512,41 +21645,31 @@
               <w:rPr>
                 <w:rFonts w:ascii="Times New Roman" w:hAnsi="Times New Roman" w:cs="Times New Roman"/>
               </w:rPr>
-              <w:t xml:space="preserve"> .</w:t>
-            </w:r>
-            <w:proofErr w:type="gramEnd"/>
-            <w:r>
-              <w:rPr>
-                <w:rFonts w:ascii="Times New Roman" w:hAnsi="Times New Roman" w:cs="Times New Roman"/>
-              </w:rPr>
-              <w:t>/</w:t>
-            </w:r>
-            <w:hyperlink r:id="rId157" w:anchor="file-orderer4-sh" w:history="1">
-              <w:r>
-                <w:rPr>
-                  <w:rStyle w:val="a7"/>
-                  <w:rFonts w:ascii="Times New Roman" w:hAnsi="Times New Roman" w:cs="Times New Roman"/>
-                  <w:b/>
-                  <w:bCs/>
-                </w:rPr>
-                <w:t>orderer4.sh</w:t>
-              </w:r>
-            </w:hyperlink>
-          </w:p>
-          <w:p>
-            <w:pPr>
-              <w:rPr>
-                <w:rFonts w:ascii="Times New Roman" w:hAnsi="Times New Roman" w:cs="Times New Roman"/>
-              </w:rPr>
-            </w:pPr>
-          </w:p>
-          <w:p>
-            <w:pPr>
-              <w:rPr>
-                <w:rFonts w:ascii="Times New Roman" w:hAnsi="Times New Roman" w:cs="Times New Roman"/>
-              </w:rPr>
-            </w:pPr>
-            <w:proofErr w:type="gramStart"/>
+              <w:t xml:space="preserve"> ./</w:t>
+            </w:r>
+            <w:r>
+              <w:rPr>
+                <w:rFonts w:ascii="Times New Roman" w:hAnsi="Times New Roman" w:cs="Times New Roman"/>
+                <w:b/>
+                <w:bCs/>
+                <w:color w:val="0070C0"/>
+              </w:rPr>
+              <w:t>orderer4.sh</w:t>
+            </w:r>
+          </w:p>
+          <w:p>
+            <w:pPr>
+              <w:rPr>
+                <w:rFonts w:ascii="Times New Roman" w:hAnsi="Times New Roman" w:cs="Times New Roman"/>
+              </w:rPr>
+            </w:pPr>
+          </w:p>
+          <w:p>
+            <w:pPr>
+              <w:rPr>
+                <w:rFonts w:ascii="Times New Roman" w:hAnsi="Times New Roman" w:cs="Times New Roman"/>
+              </w:rPr>
+            </w:pPr>
             <w:r>
               <w:rPr>
                 <w:rFonts w:ascii="Times New Roman" w:hAnsi="Times New Roman" w:cs="Times New Roman" w:hint="eastAsia"/>
@@ -22557,143 +21680,43 @@
               <w:rPr>
                 <w:rFonts w:ascii="Times New Roman" w:hAnsi="Times New Roman" w:cs="Times New Roman"/>
               </w:rPr>
-              <w:t xml:space="preserve"> .</w:t>
-            </w:r>
-            <w:proofErr w:type="gramEnd"/>
-            <w:r>
-              <w:rPr>
-                <w:rFonts w:ascii="Times New Roman" w:hAnsi="Times New Roman" w:cs="Times New Roman"/>
-              </w:rPr>
-              <w:t>/</w:t>
-            </w:r>
-            <w:hyperlink r:id="rId158" w:anchor="file-orderer5-sh" w:history="1">
-              <w:r>
-                <w:rPr>
-                  <w:rStyle w:val="a7"/>
-                  <w:rFonts w:ascii="Times New Roman" w:hAnsi="Times New Roman" w:cs="Times New Roman"/>
-                  <w:b/>
-                  <w:bCs/>
-                </w:rPr>
-                <w:t>orderer5.sh</w:t>
-              </w:r>
-            </w:hyperlink>
-          </w:p>
-          <w:p>
-            <w:pPr>
-              <w:rPr>
-                <w:rFonts w:ascii="Times New Roman" w:hAnsi="Times New Roman" w:cs="Times New Roman"/>
-              </w:rPr>
-            </w:pPr>
-          </w:p>
-          <w:p>
-            <w:pPr>
-              <w:rPr>
-                <w:rFonts w:ascii="Times New Roman" w:hAnsi="Times New Roman" w:cs="Times New Roman"/>
-              </w:rPr>
-            </w:pPr>
-          </w:p>
-          <w:p>
-            <w:pPr>
-              <w:rPr>
-                <w:rFonts w:ascii="Times New Roman" w:hAnsi="Times New Roman" w:cs="Times New Roman"/>
-              </w:rPr>
-            </w:pPr>
-          </w:p>
-          <w:p>
-            <w:pPr>
-              <w:rPr>
-                <w:rFonts w:ascii="Times New Roman" w:hAnsi="Times New Roman" w:cs="Times New Roman"/>
-              </w:rPr>
-            </w:pPr>
-          </w:p>
-          <w:p>
-            <w:pPr>
-              <w:rPr>
-                <w:rFonts w:ascii="Times New Roman" w:hAnsi="Times New Roman" w:cs="Times New Roman"/>
-              </w:rPr>
-            </w:pPr>
-            <w:r>
+              <w:t xml:space="preserve"> ./</w:t>
+            </w:r>
+            <w:r>
+              <w:rPr>
+                <w:rFonts w:ascii="Times New Roman" w:hAnsi="Times New Roman" w:cs="Times New Roman"/>
+                <w:b/>
+                <w:bCs/>
+                <w:color w:val="0070C0"/>
+              </w:rPr>
+              <w:t>orderer5.sh</w:t>
+            </w:r>
+          </w:p>
+          <w:p>
+            <w:pPr>
               <w:rPr>
                 <w:rFonts w:ascii="Times New Roman" w:hAnsi="Times New Roman" w:cs="Times New Roman" w:hint="eastAsia"/>
               </w:rPr>
+            </w:pPr>
+          </w:p>
+          <w:p>
+            <w:pPr>
+              <w:rPr>
+                <w:rFonts w:ascii="Times New Roman" w:hAnsi="Times New Roman" w:cs="Times New Roman" w:hint="eastAsia"/>
+              </w:rPr>
+            </w:pPr>
+            <w:r>
+              <w:rPr>
+                <w:rFonts w:ascii="Times New Roman" w:hAnsi="Times New Roman" w:cs="Times New Roman" w:hint="eastAsia"/>
+              </w:rPr>
               <w:t>$</w:t>
             </w:r>
             <w:r>
               <w:rPr>
                 <w:rFonts w:ascii="Times New Roman" w:hAnsi="Times New Roman" w:cs="Times New Roman"/>
               </w:rPr>
-              <w:t xml:space="preserve"> docker </w:t>
-            </w:r>
-            <w:proofErr w:type="spellStart"/>
-            <w:r>
-              <w:rPr>
-                <w:rFonts w:ascii="Times New Roman" w:hAnsi="Times New Roman" w:cs="Times New Roman"/>
-              </w:rPr>
-              <w:t>ps</w:t>
-            </w:r>
-            <w:proofErr w:type="spellEnd"/>
-          </w:p>
-          <w:p>
-            <w:pPr>
-              <w:rPr>
-                <w:rFonts w:ascii="Times New Roman" w:hAnsi="Times New Roman" w:cs="Times New Roman"/>
-              </w:rPr>
-            </w:pPr>
-          </w:p>
-          <w:p>
-            <w:pPr>
-              <w:rPr>
-                <w:rFonts w:ascii="Times New Roman" w:hAnsi="Times New Roman" w:cs="Times New Roman"/>
-              </w:rPr>
-            </w:pPr>
-            <w:r>
-              <w:rPr>
-                <w:rFonts w:ascii="Times New Roman" w:hAnsi="Times New Roman" w:cs="Times New Roman"/>
-                <w:noProof/>
-              </w:rPr>
-              <w:drawing>
-                <wp:inline distT="0" distB="0" distL="0" distR="0" wp14:anchorId="68A80E42" wp14:editId="1237EB32">
-                  <wp:extent cx="5943600" cy="216535"/>
-                  <wp:effectExtent l="0" t="0" r="0" b="0"/>
-                  <wp:docPr id="55" name="图片 55"/>
-                  <wp:cNvGraphicFramePr>
-                    <a:graphicFrameLocks xmlns:a="http://schemas.openxmlformats.org/drawingml/2006/main" noChangeAspect="1"/>
-                  </wp:cNvGraphicFramePr>
-                  <a:graphic xmlns:a="http://schemas.openxmlformats.org/drawingml/2006/main">
-                    <a:graphicData uri="http://schemas.openxmlformats.org/drawingml/2006/picture">
-                      <pic:pic xmlns:pic="http://schemas.openxmlformats.org/drawingml/2006/picture">
-                        <pic:nvPicPr>
-                          <pic:cNvPr id="1" name=""/>
-                          <pic:cNvPicPr/>
-                        </pic:nvPicPr>
-                        <pic:blipFill>
-                          <a:blip r:embed="rId48"/>
-                          <a:stretch>
-                            <a:fillRect/>
-                          </a:stretch>
-                        </pic:blipFill>
-                        <pic:spPr>
-                          <a:xfrm>
-                            <a:off x="0" y="0"/>
-                            <a:ext cx="5943600" cy="216535"/>
-                          </a:xfrm>
-                          <a:prstGeom prst="rect">
-                            <a:avLst/>
-                          </a:prstGeom>
-                        </pic:spPr>
-                      </pic:pic>
-                    </a:graphicData>
-                  </a:graphic>
-                </wp:inline>
-              </w:drawing>
-            </w:r>
-          </w:p>
-          <w:p>
-            <w:pPr>
-              <w:rPr>
-                <w:rFonts w:ascii="Times New Roman" w:hAnsi="Times New Roman" w:cs="Times New Roman"/>
-              </w:rPr>
-            </w:pPr>
+              <w:t xml:space="preserve"> docker ps</w:t>
+            </w:r>
           </w:p>
         </w:tc>
       </w:tr>
@@ -22796,7 +21819,6 @@
                 <w:color w:val="7030A0"/>
               </w:rPr>
             </w:pPr>
-            <w:proofErr w:type="gramStart"/>
             <w:r>
               <w:rPr>
                 <w:rFonts w:ascii="Times New Roman" w:hAnsi="Times New Roman" w:cs="Times New Roman" w:hint="eastAsia"/>
@@ -22807,201 +21829,42 @@
               <w:rPr>
                 <w:rFonts w:ascii="Times New Roman" w:hAnsi="Times New Roman" w:cs="Times New Roman"/>
               </w:rPr>
-              <w:t xml:space="preserve"> .</w:t>
-            </w:r>
-            <w:proofErr w:type="gramEnd"/>
-            <w:r>
-              <w:rPr>
-                <w:rFonts w:ascii="Times New Roman" w:hAnsi="Times New Roman" w:cs="Times New Roman"/>
-              </w:rPr>
-              <w:t>/</w:t>
-            </w:r>
-            <w:hyperlink r:id="rId159" w:anchor="file-peer1-sh" w:history="1">
-              <w:r>
-                <w:rPr>
-                  <w:rStyle w:val="a7"/>
-                  <w:rFonts w:ascii="Times New Roman" w:hAnsi="Times New Roman" w:cs="Times New Roman"/>
-                  <w:b/>
-                  <w:bCs/>
-                </w:rPr>
-                <w:t>peer1.sh</w:t>
-              </w:r>
-            </w:hyperlink>
-          </w:p>
-          <w:p>
-            <w:pPr>
-              <w:rPr>
-                <w:rStyle w:val="a7"/>
+              <w:t xml:space="preserve"> ./</w:t>
+            </w:r>
+            <w:r>
+              <w:rPr>
                 <w:rFonts w:ascii="Times New Roman" w:hAnsi="Times New Roman" w:cs="Times New Roman"/>
                 <w:b/>
                 <w:bCs/>
-                <w:color w:val="7030A0"/>
-              </w:rPr>
-            </w:pPr>
-          </w:p>
-          <w:p>
-            <w:pPr>
-              <w:rPr>
-                <w:rStyle w:val="a7"/>
-                <w:rFonts w:ascii="Times New Roman" w:hAnsi="Times New Roman" w:cs="Times New Roman"/>
-              </w:rPr>
-            </w:pPr>
-          </w:p>
-          <w:p>
-            <w:pPr>
-              <w:rPr>
-                <w:rStyle w:val="a7"/>
-                <w:rFonts w:ascii="Times New Roman" w:hAnsi="Times New Roman" w:cs="Times New Roman"/>
-              </w:rPr>
-            </w:pPr>
-          </w:p>
-          <w:p>
-            <w:pPr>
-              <w:rPr>
-                <w:rStyle w:val="a7"/>
-              </w:rPr>
-            </w:pPr>
-          </w:p>
-          <w:p>
-            <w:pPr>
-              <w:rPr>
-                <w:rFonts w:ascii="Times New Roman" w:hAnsi="Times New Roman" w:cs="Times New Roman"/>
-                <w:color w:val="0000FF"/>
-                <w:u w:val="single"/>
-              </w:rPr>
-            </w:pPr>
-            <w:r>
-              <w:rPr>
-                <w:rFonts w:ascii="Times New Roman" w:hAnsi="Times New Roman" w:cs="Times New Roman"/>
-                <w:noProof/>
-                <w:color w:val="0000FF"/>
-                <w:u w:val="single"/>
-              </w:rPr>
-              <w:drawing>
-                <wp:inline distT="0" distB="0" distL="0" distR="0" wp14:anchorId="0646A240" wp14:editId="5ECB36DB">
-                  <wp:extent cx="5943600" cy="200025"/>
-                  <wp:effectExtent l="0" t="0" r="0" b="9525"/>
-                  <wp:docPr id="56" name="图片 56"/>
-                  <wp:cNvGraphicFramePr>
-                    <a:graphicFrameLocks xmlns:a="http://schemas.openxmlformats.org/drawingml/2006/main" noChangeAspect="1"/>
-                  </wp:cNvGraphicFramePr>
-                  <a:graphic xmlns:a="http://schemas.openxmlformats.org/drawingml/2006/main">
-                    <a:graphicData uri="http://schemas.openxmlformats.org/drawingml/2006/picture">
-                      <pic:pic xmlns:pic="http://schemas.openxmlformats.org/drawingml/2006/picture">
-                        <pic:nvPicPr>
-                          <pic:cNvPr id="1" name=""/>
-                          <pic:cNvPicPr/>
-                        </pic:nvPicPr>
-                        <pic:blipFill>
-                          <a:blip r:embed="rId50"/>
-                          <a:stretch>
-                            <a:fillRect/>
-                          </a:stretch>
-                        </pic:blipFill>
-                        <pic:spPr>
-                          <a:xfrm>
-                            <a:off x="0" y="0"/>
-                            <a:ext cx="5943600" cy="200025"/>
-                          </a:xfrm>
-                          <a:prstGeom prst="rect">
-                            <a:avLst/>
-                          </a:prstGeom>
-                        </pic:spPr>
-                      </pic:pic>
-                    </a:graphicData>
-                  </a:graphic>
-                </wp:inline>
-              </w:drawing>
-            </w:r>
-          </w:p>
-          <w:p>
-            <w:pPr>
-              <w:rPr>
-                <w:rFonts w:ascii="Times New Roman" w:hAnsi="Times New Roman" w:cs="Times New Roman"/>
-              </w:rPr>
-            </w:pPr>
-          </w:p>
-          <w:p>
-            <w:pPr>
-              <w:rPr>
-                <w:rFonts w:ascii="Times New Roman" w:hAnsi="Times New Roman" w:cs="Times New Roman"/>
-              </w:rPr>
-            </w:pPr>
-            <w:r>
+                <w:color w:val="0070C0"/>
+              </w:rPr>
+              <w:t>peer1.sh</w:t>
+            </w:r>
+          </w:p>
+          <w:p>
+            <w:pPr>
               <w:rPr>
                 <w:rFonts w:ascii="Times New Roman" w:hAnsi="Times New Roman" w:cs="Times New Roman" w:hint="eastAsia"/>
               </w:rPr>
+            </w:pPr>
+          </w:p>
+          <w:p>
+            <w:pPr>
+              <w:rPr>
+                <w:rFonts w:ascii="Times New Roman" w:hAnsi="Times New Roman" w:cs="Times New Roman" w:hint="eastAsia"/>
+              </w:rPr>
+            </w:pPr>
+            <w:r>
+              <w:rPr>
+                <w:rFonts w:ascii="Times New Roman" w:hAnsi="Times New Roman" w:cs="Times New Roman" w:hint="eastAsia"/>
+              </w:rPr>
               <w:t>$</w:t>
             </w:r>
             <w:r>
               <w:rPr>
                 <w:rFonts w:ascii="Times New Roman" w:hAnsi="Times New Roman" w:cs="Times New Roman"/>
               </w:rPr>
-              <w:t xml:space="preserve"> docker </w:t>
-            </w:r>
-            <w:proofErr w:type="spellStart"/>
-            <w:r>
-              <w:rPr>
-                <w:rFonts w:ascii="Times New Roman" w:hAnsi="Times New Roman" w:cs="Times New Roman"/>
-              </w:rPr>
-              <w:t>ps</w:t>
-            </w:r>
-            <w:proofErr w:type="spellEnd"/>
-          </w:p>
-          <w:p>
-            <w:pPr>
-              <w:rPr>
-                <w:rFonts w:ascii="Times New Roman" w:hAnsi="Times New Roman" w:cs="Times New Roman"/>
-                <w:noProof/>
-              </w:rPr>
-            </w:pPr>
-          </w:p>
-          <w:p>
-            <w:pPr>
-              <w:rPr>
-                <w:rFonts w:ascii="Times New Roman" w:hAnsi="Times New Roman" w:cs="Times New Roman"/>
-              </w:rPr>
-            </w:pPr>
-            <w:r>
-              <w:rPr>
-                <w:rFonts w:ascii="Times New Roman" w:hAnsi="Times New Roman" w:cs="Times New Roman"/>
-                <w:noProof/>
-              </w:rPr>
-              <w:drawing>
-                <wp:inline distT="0" distB="0" distL="0" distR="0" wp14:anchorId="350465F2" wp14:editId="04C7CE75">
-                  <wp:extent cx="5943600" cy="200025"/>
-                  <wp:effectExtent l="0" t="0" r="0" b="9525"/>
-                  <wp:docPr id="57" name="图片 57"/>
-                  <wp:cNvGraphicFramePr>
-                    <a:graphicFrameLocks xmlns:a="http://schemas.openxmlformats.org/drawingml/2006/main" noChangeAspect="1"/>
-                  </wp:cNvGraphicFramePr>
-                  <a:graphic xmlns:a="http://schemas.openxmlformats.org/drawingml/2006/main">
-                    <a:graphicData uri="http://schemas.openxmlformats.org/drawingml/2006/picture">
-                      <pic:pic xmlns:pic="http://schemas.openxmlformats.org/drawingml/2006/picture">
-                        <pic:nvPicPr>
-                          <pic:cNvPr id="1" name=""/>
-                          <pic:cNvPicPr/>
-                        </pic:nvPicPr>
-                        <pic:blipFill>
-                          <a:blip r:embed="rId51"/>
-                          <a:stretch>
-                            <a:fillRect/>
-                          </a:stretch>
-                        </pic:blipFill>
-                        <pic:spPr>
-                          <a:xfrm>
-                            <a:off x="0" y="0"/>
-                            <a:ext cx="5943600" cy="200025"/>
-                          </a:xfrm>
-                          <a:prstGeom prst="rect">
-                            <a:avLst/>
-                          </a:prstGeom>
-                        </pic:spPr>
-                      </pic:pic>
-                    </a:graphicData>
-                  </a:graphic>
-                </wp:inline>
-              </w:drawing>
+              <w:t xml:space="preserve"> docker ps</w:t>
             </w:r>
           </w:p>
           <w:p>
@@ -23155,7 +22018,6 @@
                 <w:u w:val="single"/>
               </w:rPr>
             </w:pPr>
-            <w:proofErr w:type="gramStart"/>
             <w:r>
               <w:rPr>
                 <w:rFonts w:ascii="Times New Roman" w:hAnsi="Times New Roman" w:cs="Times New Roman" w:hint="eastAsia"/>
@@ -23166,26 +22028,57 @@
               <w:rPr>
                 <w:rFonts w:ascii="Times New Roman" w:hAnsi="Times New Roman" w:cs="Times New Roman"/>
               </w:rPr>
-              <w:t xml:space="preserve"> .</w:t>
-            </w:r>
-            <w:proofErr w:type="gramEnd"/>
-            <w:r>
-              <w:rPr>
-                <w:rFonts w:ascii="Times New Roman" w:hAnsi="Times New Roman" w:cs="Times New Roman"/>
-              </w:rPr>
-              <w:t>/</w:t>
-            </w:r>
-            <w:hyperlink r:id="rId160" w:history="1">
-              <w:r>
-                <w:rPr>
-                  <w:rStyle w:val="a7"/>
-                  <w:rFonts w:ascii="Times New Roman" w:hAnsi="Times New Roman" w:cs="Times New Roman"/>
-                  <w:b/>
-                  <w:bCs/>
-                </w:rPr>
-                <w:t>peer2.sh</w:t>
-              </w:r>
-            </w:hyperlink>
+              <w:t xml:space="preserve"> ./</w:t>
+            </w:r>
+            <w:r>
+              <w:rPr>
+                <w:rFonts w:ascii="Times New Roman" w:hAnsi="Times New Roman" w:cs="Times New Roman"/>
+                <w:b/>
+                <w:bCs/>
+                <w:color w:val="0070C0"/>
+              </w:rPr>
+              <w:t>peer2.sh</w:t>
+            </w:r>
+          </w:p>
+          <w:p>
+            <w:pPr>
+              <w:rPr>
+                <w:rStyle w:val="a7"/>
+                <w:rFonts w:ascii="Times New Roman" w:hAnsi="Times New Roman" w:cs="Times New Roman"/>
+              </w:rPr>
+            </w:pPr>
+          </w:p>
+          <w:p>
+            <w:pPr>
+              <w:rPr>
+                <w:rFonts w:ascii="Times New Roman" w:hAnsi="Times New Roman" w:cs="Times New Roman"/>
+                <w:b/>
+                <w:bCs/>
+                <w:color w:val="0070C0"/>
+                <w:u w:val="single"/>
+              </w:rPr>
+            </w:pPr>
+            <w:r>
+              <w:rPr>
+                <w:rFonts w:ascii="Times New Roman" w:hAnsi="Times New Roman" w:cs="Times New Roman" w:hint="eastAsia"/>
+              </w:rPr>
+              <w:t>$</w:t>
+            </w:r>
+            <w:r>
+              <w:rPr>
+                <w:rFonts w:ascii="Times New Roman" w:hAnsi="Times New Roman" w:cs="Times New Roman"/>
+              </w:rPr>
+              <w:t xml:space="preserve"> ./</w:t>
+            </w:r>
+            <w:r>
+              <w:rPr>
+                <w:rFonts w:ascii="Times New Roman" w:hAnsi="Times New Roman" w:cs="Times New Roman"/>
+                <w:b/>
+                <w:bCs/>
+                <w:color w:val="0070C0"/>
+              </w:rPr>
+              <w:t>peer3.sh</w:t>
+            </w:r>
           </w:p>
           <w:p>
             <w:pPr>
@@ -23205,7 +22098,6 @@
                 <w:u w:val="single"/>
               </w:rPr>
             </w:pPr>
-            <w:proofErr w:type="gramStart"/>
             <w:r>
               <w:rPr>
                 <w:rFonts w:ascii="Times New Roman" w:hAnsi="Times New Roman" w:cs="Times New Roman" w:hint="eastAsia"/>
@@ -23216,26 +22108,17 @@
               <w:rPr>
                 <w:rFonts w:ascii="Times New Roman" w:hAnsi="Times New Roman" w:cs="Times New Roman"/>
               </w:rPr>
-              <w:t xml:space="preserve"> .</w:t>
-            </w:r>
-            <w:proofErr w:type="gramEnd"/>
-            <w:r>
-              <w:rPr>
-                <w:rFonts w:ascii="Times New Roman" w:hAnsi="Times New Roman" w:cs="Times New Roman"/>
-              </w:rPr>
-              <w:t>/</w:t>
-            </w:r>
-            <w:hyperlink r:id="rId161" w:history="1">
-              <w:r>
-                <w:rPr>
-                  <w:rStyle w:val="a7"/>
-                  <w:rFonts w:ascii="Times New Roman" w:hAnsi="Times New Roman" w:cs="Times New Roman"/>
-                  <w:b/>
-                  <w:bCs/>
-                </w:rPr>
-                <w:t>peer3.sh</w:t>
-              </w:r>
-            </w:hyperlink>
+              <w:t xml:space="preserve"> ./</w:t>
+            </w:r>
+            <w:r>
+              <w:rPr>
+                <w:rFonts w:ascii="Times New Roman" w:hAnsi="Times New Roman" w:cs="Times New Roman"/>
+                <w:b/>
+                <w:bCs/>
+                <w:color w:val="0070C0"/>
+              </w:rPr>
+              <w:t>peer4.sh</w:t>
+            </w:r>
           </w:p>
           <w:p>
             <w:pPr>
@@ -23255,7 +22138,6 @@
                 <w:u w:val="single"/>
               </w:rPr>
             </w:pPr>
-            <w:proofErr w:type="gramStart"/>
             <w:r>
               <w:rPr>
                 <w:rFonts w:ascii="Times New Roman" w:hAnsi="Times New Roman" w:cs="Times New Roman" w:hint="eastAsia"/>
@@ -23266,228 +22148,42 @@
               <w:rPr>
                 <w:rFonts w:ascii="Times New Roman" w:hAnsi="Times New Roman" w:cs="Times New Roman"/>
               </w:rPr>
-              <w:t xml:space="preserve"> .</w:t>
-            </w:r>
-            <w:proofErr w:type="gramEnd"/>
-            <w:r>
-              <w:rPr>
-                <w:rFonts w:ascii="Times New Roman" w:hAnsi="Times New Roman" w:cs="Times New Roman"/>
-              </w:rPr>
-              <w:t>/</w:t>
-            </w:r>
-            <w:hyperlink r:id="rId162" w:history="1">
-              <w:r>
-                <w:rPr>
-                  <w:rStyle w:val="a7"/>
-                  <w:rFonts w:ascii="Times New Roman" w:hAnsi="Times New Roman" w:cs="Times New Roman"/>
-                  <w:b/>
-                  <w:bCs/>
-                </w:rPr>
-                <w:t>peer4.sh</w:t>
-              </w:r>
-            </w:hyperlink>
-          </w:p>
-          <w:p>
-            <w:pPr>
-              <w:rPr>
-                <w:rStyle w:val="a7"/>
-                <w:rFonts w:ascii="Times New Roman" w:hAnsi="Times New Roman" w:cs="Times New Roman"/>
-              </w:rPr>
-            </w:pPr>
-          </w:p>
-          <w:p>
-            <w:pPr>
+              <w:t xml:space="preserve"> ./</w:t>
+            </w:r>
+            <w:r>
               <w:rPr>
                 <w:rFonts w:ascii="Times New Roman" w:hAnsi="Times New Roman" w:cs="Times New Roman"/>
                 <w:b/>
                 <w:bCs/>
-                <w:color w:val="0000FF"/>
-                <w:u w:val="single"/>
-              </w:rPr>
-            </w:pPr>
-            <w:proofErr w:type="gramStart"/>
-            <w:r>
+                <w:color w:val="0070C0"/>
+              </w:rPr>
+              <w:t>peer5.sh</w:t>
+            </w:r>
+          </w:p>
+          <w:p>
+            <w:pPr>
               <w:rPr>
                 <w:rFonts w:ascii="Times New Roman" w:hAnsi="Times New Roman" w:cs="Times New Roman" w:hint="eastAsia"/>
               </w:rPr>
+            </w:pPr>
+          </w:p>
+          <w:p>
+            <w:pPr>
+              <w:rPr>
+                <w:rFonts w:ascii="Times New Roman" w:hAnsi="Times New Roman" w:cs="Times New Roman" w:hint="eastAsia"/>
+              </w:rPr>
+            </w:pPr>
+            <w:r>
+              <w:rPr>
+                <w:rFonts w:ascii="Times New Roman" w:hAnsi="Times New Roman" w:cs="Times New Roman" w:hint="eastAsia"/>
+              </w:rPr>
               <w:t>$</w:t>
             </w:r>
             <w:r>
               <w:rPr>
                 <w:rFonts w:ascii="Times New Roman" w:hAnsi="Times New Roman" w:cs="Times New Roman"/>
               </w:rPr>
-              <w:t xml:space="preserve"> .</w:t>
-            </w:r>
-            <w:proofErr w:type="gramEnd"/>
-            <w:r>
-              <w:rPr>
-                <w:rFonts w:ascii="Times New Roman" w:hAnsi="Times New Roman" w:cs="Times New Roman"/>
-              </w:rPr>
-              <w:t>/</w:t>
-            </w:r>
-            <w:hyperlink r:id="rId163" w:history="1">
-              <w:r>
-                <w:rPr>
-                  <w:rStyle w:val="a7"/>
-                  <w:rFonts w:ascii="Times New Roman" w:hAnsi="Times New Roman" w:cs="Times New Roman"/>
-                  <w:b/>
-                  <w:bCs/>
-                </w:rPr>
-                <w:t>peer5.sh</w:t>
-              </w:r>
-            </w:hyperlink>
-          </w:p>
-          <w:p>
-            <w:pPr>
-              <w:rPr>
-                <w:rStyle w:val="a7"/>
-                <w:rFonts w:ascii="Times New Roman" w:hAnsi="Times New Roman" w:cs="Times New Roman"/>
-              </w:rPr>
-            </w:pPr>
-          </w:p>
-          <w:p>
-            <w:pPr>
-              <w:rPr>
-                <w:rFonts w:ascii="Times New Roman" w:hAnsi="Times New Roman" w:cs="Times New Roman"/>
-              </w:rPr>
-            </w:pPr>
-          </w:p>
-          <w:p>
-            <w:pPr>
-              <w:rPr>
-                <w:rFonts w:ascii="Times New Roman" w:hAnsi="Times New Roman" w:cs="Times New Roman"/>
-              </w:rPr>
-            </w:pPr>
-            <w:r>
-              <w:rPr>
-                <w:rFonts w:ascii="Times New Roman" w:hAnsi="Times New Roman" w:cs="Times New Roman"/>
-                <w:noProof/>
-              </w:rPr>
-              <w:drawing>
-                <wp:inline distT="0" distB="0" distL="0" distR="0" wp14:anchorId="0048144E" wp14:editId="683FB7D8">
-                  <wp:extent cx="5943600" cy="200660"/>
-                  <wp:effectExtent l="0" t="0" r="0" b="8890"/>
-                  <wp:docPr id="58" name="图片 58"/>
-                  <wp:cNvGraphicFramePr>
-                    <a:graphicFrameLocks xmlns:a="http://schemas.openxmlformats.org/drawingml/2006/main" noChangeAspect="1"/>
-                  </wp:cNvGraphicFramePr>
-                  <a:graphic xmlns:a="http://schemas.openxmlformats.org/drawingml/2006/main">
-                    <a:graphicData uri="http://schemas.openxmlformats.org/drawingml/2006/picture">
-                      <pic:pic xmlns:pic="http://schemas.openxmlformats.org/drawingml/2006/picture">
-                        <pic:nvPicPr>
-                          <pic:cNvPr id="1" name=""/>
-                          <pic:cNvPicPr/>
-                        </pic:nvPicPr>
-                        <pic:blipFill>
-                          <a:blip r:embed="rId53"/>
-                          <a:stretch>
-                            <a:fillRect/>
-                          </a:stretch>
-                        </pic:blipFill>
-                        <pic:spPr>
-                          <a:xfrm>
-                            <a:off x="0" y="0"/>
-                            <a:ext cx="5943600" cy="200660"/>
-                          </a:xfrm>
-                          <a:prstGeom prst="rect">
-                            <a:avLst/>
-                          </a:prstGeom>
-                        </pic:spPr>
-                      </pic:pic>
-                    </a:graphicData>
-                  </a:graphic>
-                </wp:inline>
-              </w:drawing>
-            </w:r>
-          </w:p>
-          <w:p>
-            <w:pPr>
-              <w:rPr>
-                <w:rFonts w:ascii="Times New Roman" w:hAnsi="Times New Roman" w:cs="Times New Roman"/>
-              </w:rPr>
-            </w:pPr>
-          </w:p>
-          <w:p>
-            <w:pPr>
-              <w:rPr>
-                <w:rFonts w:ascii="Times New Roman" w:hAnsi="Times New Roman" w:cs="Times New Roman"/>
-              </w:rPr>
-            </w:pPr>
-            <w:r>
-              <w:rPr>
-                <w:rFonts w:ascii="Times New Roman" w:hAnsi="Times New Roman" w:cs="Times New Roman" w:hint="eastAsia"/>
-              </w:rPr>
-              <w:t>$</w:t>
-            </w:r>
-            <w:r>
-              <w:rPr>
-                <w:rFonts w:ascii="Times New Roman" w:hAnsi="Times New Roman" w:cs="Times New Roman"/>
-              </w:rPr>
-              <w:t xml:space="preserve"> docker </w:t>
-            </w:r>
-            <w:proofErr w:type="spellStart"/>
-            <w:r>
-              <w:rPr>
-                <w:rFonts w:ascii="Times New Roman" w:hAnsi="Times New Roman" w:cs="Times New Roman"/>
-              </w:rPr>
-              <w:t>ps</w:t>
-            </w:r>
-            <w:proofErr w:type="spellEnd"/>
-          </w:p>
-          <w:p>
-            <w:pPr>
-              <w:rPr>
-                <w:rFonts w:ascii="Times New Roman" w:hAnsi="Times New Roman" w:cs="Times New Roman"/>
-              </w:rPr>
-            </w:pPr>
-          </w:p>
-          <w:p>
-            <w:pPr>
-              <w:rPr>
-                <w:rFonts w:ascii="Times New Roman" w:hAnsi="Times New Roman" w:cs="Times New Roman"/>
-                <w:noProof/>
-              </w:rPr>
-            </w:pPr>
-            <w:r>
-              <w:rPr>
-                <w:rFonts w:ascii="Times New Roman" w:hAnsi="Times New Roman" w:cs="Times New Roman"/>
-                <w:noProof/>
-              </w:rPr>
-              <w:drawing>
-                <wp:inline distT="0" distB="0" distL="0" distR="0" wp14:anchorId="6F7CCC8F" wp14:editId="21C0722D">
-                  <wp:extent cx="5943600" cy="206375"/>
-                  <wp:effectExtent l="0" t="0" r="0" b="3175"/>
-                  <wp:docPr id="59" name="图片 59"/>
-                  <wp:cNvGraphicFramePr>
-                    <a:graphicFrameLocks xmlns:a="http://schemas.openxmlformats.org/drawingml/2006/main" noChangeAspect="1"/>
-                  </wp:cNvGraphicFramePr>
-                  <a:graphic xmlns:a="http://schemas.openxmlformats.org/drawingml/2006/main">
-                    <a:graphicData uri="http://schemas.openxmlformats.org/drawingml/2006/picture">
-                      <pic:pic xmlns:pic="http://schemas.openxmlformats.org/drawingml/2006/picture">
-                        <pic:nvPicPr>
-                          <pic:cNvPr id="1" name=""/>
-                          <pic:cNvPicPr/>
-                        </pic:nvPicPr>
-                        <pic:blipFill>
-                          <a:blip r:embed="rId54"/>
-                          <a:stretch>
-                            <a:fillRect/>
-                          </a:stretch>
-                        </pic:blipFill>
-                        <pic:spPr>
-                          <a:xfrm>
-                            <a:off x="0" y="0"/>
-                            <a:ext cx="5943600" cy="206375"/>
-                          </a:xfrm>
-                          <a:prstGeom prst="rect">
-                            <a:avLst/>
-                          </a:prstGeom>
-                        </pic:spPr>
-                      </pic:pic>
-                    </a:graphicData>
-                  </a:graphic>
-                </wp:inline>
-              </w:drawing>
+              <w:t xml:space="preserve"> docker ps</w:t>
             </w:r>
           </w:p>
           <w:p>
@@ -23519,7 +22215,6 @@
           <w:b/>
           <w:bCs/>
         </w:rPr>
-        <w:lastRenderedPageBreak/>
         <w:t>Step</w:t>
       </w:r>
       <w:r>
@@ -23609,7 +22304,6 @@
                 <w:rFonts w:ascii="Times New Roman" w:hAnsi="Times New Roman" w:cs="Times New Roman"/>
               </w:rPr>
             </w:pPr>
-            <w:proofErr w:type="gramStart"/>
             <w:r>
               <w:rPr>
                 <w:rFonts w:ascii="Times New Roman" w:hAnsi="Times New Roman" w:cs="Times New Roman" w:hint="eastAsia"/>
@@ -23620,26 +22314,17 @@
               <w:rPr>
                 <w:rFonts w:ascii="Times New Roman" w:hAnsi="Times New Roman" w:cs="Times New Roman"/>
               </w:rPr>
-              <w:t xml:space="preserve"> .</w:t>
-            </w:r>
-            <w:proofErr w:type="gramEnd"/>
-            <w:r>
-              <w:rPr>
-                <w:rFonts w:ascii="Times New Roman" w:hAnsi="Times New Roman" w:cs="Times New Roman"/>
-              </w:rPr>
-              <w:t>/</w:t>
-            </w:r>
-            <w:hyperlink r:id="rId164" w:history="1">
-              <w:r>
-                <w:rPr>
-                  <w:rStyle w:val="a7"/>
-                  <w:rFonts w:ascii="Times New Roman" w:hAnsi="Times New Roman" w:cs="Times New Roman"/>
-                  <w:b/>
-                  <w:bCs/>
-                </w:rPr>
-                <w:t>cli.sh</w:t>
-              </w:r>
-            </w:hyperlink>
+              <w:t xml:space="preserve"> ./</w:t>
+            </w:r>
+            <w:r>
+              <w:rPr>
+                <w:rFonts w:ascii="Times New Roman" w:hAnsi="Times New Roman" w:cs="Times New Roman"/>
+                <w:b/>
+                <w:bCs/>
+                <w:color w:val="0070C0"/>
+              </w:rPr>
+              <w:t>cli.sh</w:t>
+            </w:r>
           </w:p>
           <w:p>
             <w:pPr>
@@ -23719,85 +22404,26 @@
               <w:rPr>
                 <w:rFonts w:ascii="Times New Roman" w:hAnsi="Times New Roman" w:cs="Times New Roman"/>
               </w:rPr>
-              <w:t xml:space="preserve"> docker </w:t>
-            </w:r>
-            <w:proofErr w:type="spellStart"/>
-            <w:r>
-              <w:rPr>
-                <w:rFonts w:ascii="Times New Roman" w:hAnsi="Times New Roman" w:cs="Times New Roman"/>
-              </w:rPr>
-              <w:t>ps</w:t>
-            </w:r>
-            <w:proofErr w:type="spellEnd"/>
-          </w:p>
-          <w:p>
-            <w:pPr>
-              <w:rPr>
-                <w:rFonts w:ascii="Times New Roman" w:hAnsi="Times New Roman" w:cs="Times New Roman"/>
-              </w:rPr>
-            </w:pPr>
-          </w:p>
-          <w:p>
-            <w:pPr>
-              <w:rPr>
-                <w:rFonts w:ascii="Times New Roman" w:hAnsi="Times New Roman" w:cs="Times New Roman"/>
-              </w:rPr>
-            </w:pPr>
-            <w:r>
-              <w:rPr>
-                <w:rFonts w:ascii="Times New Roman" w:hAnsi="Times New Roman" w:cs="Times New Roman"/>
-                <w:noProof/>
-              </w:rPr>
-              <w:drawing>
-                <wp:inline distT="0" distB="0" distL="0" distR="0" wp14:anchorId="6BE58F84" wp14:editId="60BFA37A">
-                  <wp:extent cx="5943600" cy="216535"/>
-                  <wp:effectExtent l="0" t="0" r="0" b="0"/>
-                  <wp:docPr id="61" name="图片 61"/>
-                  <wp:cNvGraphicFramePr>
-                    <a:graphicFrameLocks xmlns:a="http://schemas.openxmlformats.org/drawingml/2006/main" noChangeAspect="1"/>
-                  </wp:cNvGraphicFramePr>
-                  <a:graphic xmlns:a="http://schemas.openxmlformats.org/drawingml/2006/main">
-                    <a:graphicData uri="http://schemas.openxmlformats.org/drawingml/2006/picture">
-                      <pic:pic xmlns:pic="http://schemas.openxmlformats.org/drawingml/2006/picture">
-                        <pic:nvPicPr>
-                          <pic:cNvPr id="1" name=""/>
-                          <pic:cNvPicPr/>
-                        </pic:nvPicPr>
-                        <pic:blipFill>
-                          <a:blip r:embed="rId57"/>
-                          <a:stretch>
-                            <a:fillRect/>
-                          </a:stretch>
-                        </pic:blipFill>
-                        <pic:spPr>
-                          <a:xfrm>
-                            <a:off x="0" y="0"/>
-                            <a:ext cx="5943600" cy="216535"/>
-                          </a:xfrm>
-                          <a:prstGeom prst="rect">
-                            <a:avLst/>
-                          </a:prstGeom>
-                        </pic:spPr>
-                      </pic:pic>
-                    </a:graphicData>
-                  </a:graphic>
-                </wp:inline>
-              </w:drawing>
-            </w:r>
-          </w:p>
-          <w:p>
-            <w:pPr>
-              <w:rPr>
-                <w:rFonts w:ascii="Times New Roman" w:hAnsi="Times New Roman" w:cs="Times New Roman"/>
+              <w:t xml:space="preserve"> docker ps</w:t>
+            </w:r>
+          </w:p>
+          <w:p>
+            <w:pPr>
+              <w:rPr>
+                <w:rFonts w:ascii="Times New Roman" w:hAnsi="Times New Roman" w:cs="Times New Roman" w:hint="eastAsia"/>
               </w:rPr>
             </w:pPr>
           </w:p>
         </w:tc>
       </w:tr>
     </w:tbl>
-    <w:p/>
-    <w:p/>
-    <w:p/>
+    <w:p>
+      <w:pPr>
+        <w:rPr>
+          <w:rFonts w:hint="eastAsia"/>
+        </w:rPr>
+      </w:pPr>
+    </w:p>
     <w:p>
       <w:pPr>
         <w:pStyle w:val="2"/>
@@ -23895,7 +22521,6 @@
         </w:rPr>
         <w:t xml:space="preserve"> (of peer0.org1) connects to Peer0.org1.example.com:7051, creates a </w:t>
       </w:r>
-      <w:proofErr w:type="spellStart"/>
       <w:proofErr w:type="gramStart"/>
       <w:r>
         <w:rPr>
@@ -23903,27 +22528,12 @@
         </w:rPr>
         <w:t>channel.block</w:t>
       </w:r>
-      <w:proofErr w:type="spellEnd"/>
       <w:proofErr w:type="gramEnd"/>
       <w:r>
         <w:rPr>
           <w:rFonts w:ascii="Times New Roman" w:hAnsi="Times New Roman" w:cs="Times New Roman"/>
         </w:rPr>
-        <w:t xml:space="preserve">, and then all peers join the </w:t>
-      </w:r>
-      <w:proofErr w:type="spellStart"/>
-      <w:r>
-        <w:rPr>
-          <w:rFonts w:ascii="Times New Roman" w:hAnsi="Times New Roman" w:cs="Times New Roman"/>
-        </w:rPr>
-        <w:t>channel.block</w:t>
-      </w:r>
-      <w:proofErr w:type="spellEnd"/>
-      <w:r>
-        <w:rPr>
-          <w:rFonts w:ascii="Times New Roman" w:hAnsi="Times New Roman" w:cs="Times New Roman"/>
-        </w:rPr>
-        <w:t xml:space="preserve">, </w:t>
+        <w:t xml:space="preserve">, and then all peers join the channel.block, </w:t>
       </w:r>
     </w:p>
     <w:tbl>
@@ -23982,7 +22592,18 @@
                 <w:szCs w:val="22"/>
               </w:rPr>
               <w:br/>
-              <w:t>$ docker exec -it cli bash</w:t>
+              <w:t xml:space="preserve">$ </w:t>
+            </w:r>
+            <w:r>
+              <w:rPr>
+                <w:rFonts w:asciiTheme="minorHAnsi" w:hAnsiTheme="minorHAnsi" w:cstheme="minorHAnsi"/>
+                <w:b/>
+                <w:bCs/>
+                <w:color w:val="0070C0"/>
+                <w:sz w:val="22"/>
+                <w:szCs w:val="22"/>
+              </w:rPr>
+              <w:t>docker exec -it cli bash</w:t>
             </w:r>
           </w:p>
           <w:p>
@@ -24031,7 +22652,32 @@
                 <w:sz w:val="22"/>
                 <w:szCs w:val="22"/>
               </w:rPr>
-              <w:t># cd scripts</w:t>
+              <w:lastRenderedPageBreak/>
+              <w:t xml:space="preserve"># </w:t>
+            </w:r>
+            <w:proofErr w:type="gramStart"/>
+            <w:r>
+              <w:rPr>
+                <w:rFonts w:asciiTheme="minorHAnsi" w:hAnsiTheme="minorHAnsi" w:cstheme="minorHAnsi"/>
+                <w:b/>
+                <w:bCs/>
+                <w:color w:val="0070C0"/>
+                <w:sz w:val="22"/>
+                <w:szCs w:val="22"/>
+              </w:rPr>
+              <w:t>cd</w:t>
+            </w:r>
+            <w:proofErr w:type="gramEnd"/>
+            <w:r>
+              <w:rPr>
+                <w:rFonts w:asciiTheme="minorHAnsi" w:hAnsiTheme="minorHAnsi" w:cstheme="minorHAnsi"/>
+                <w:b/>
+                <w:bCs/>
+                <w:color w:val="0070C0"/>
+                <w:sz w:val="22"/>
+                <w:szCs w:val="22"/>
+              </w:rPr>
+              <w:t xml:space="preserve"> scripts</w:t>
             </w:r>
             <w:r>
               <w:rPr>
@@ -24040,46 +22686,27 @@
                 <w:szCs w:val="22"/>
               </w:rPr>
               <w:br/>
-            </w:r>
-            <w:proofErr w:type="gramStart"/>
+              <w:t xml:space="preserve"># </w:t>
+            </w:r>
             <w:r>
               <w:rPr>
                 <w:rFonts w:asciiTheme="minorHAnsi" w:hAnsiTheme="minorHAnsi" w:cstheme="minorHAnsi"/>
                 <w:sz w:val="22"/>
                 <w:szCs w:val="22"/>
               </w:rPr>
-              <w:t xml:space="preserve"># </w:t>
+              <w:t>./</w:t>
             </w:r>
             <w:r>
               <w:rPr>
                 <w:rFonts w:asciiTheme="minorHAnsi" w:hAnsiTheme="minorHAnsi" w:cstheme="minorHAnsi"/>
+                <w:b/>
+                <w:bCs/>
+                <w:color w:val="0070C0"/>
                 <w:sz w:val="22"/>
                 <w:szCs w:val="22"/>
               </w:rPr>
-              <w:t>.</w:t>
-            </w:r>
-            <w:proofErr w:type="gramEnd"/>
-            <w:r>
-              <w:rPr>
-                <w:rFonts w:asciiTheme="minorHAnsi" w:hAnsiTheme="minorHAnsi" w:cstheme="minorHAnsi"/>
-                <w:sz w:val="22"/>
-                <w:szCs w:val="22"/>
-              </w:rPr>
-              <w:t>/</w:t>
-            </w:r>
-            <w:hyperlink r:id="rId165" w:history="1">
-              <w:r>
-                <w:rPr>
-                  <w:rStyle w:val="a7"/>
-                  <w:rFonts w:asciiTheme="minorHAnsi" w:hAnsiTheme="minorHAnsi" w:cstheme="minorHAnsi"/>
-                  <w:b/>
-                  <w:bCs/>
-                  <w:sz w:val="22"/>
-                  <w:szCs w:val="22"/>
-                </w:rPr>
-                <w:t>step1.sh</w:t>
-              </w:r>
-            </w:hyperlink>
+              <w:t>step1.sh</w:t>
+            </w:r>
             <w:r>
               <w:rPr>
                 <w:rStyle w:val="a7"/>
@@ -24187,7 +22814,6 @@
                 <w:szCs w:val="22"/>
               </w:rPr>
             </w:pPr>
-            <w:proofErr w:type="gramStart"/>
             <w:r>
               <w:rPr>
                 <w:rFonts w:asciiTheme="minorHAnsi" w:hAnsiTheme="minorHAnsi" w:cstheme="minorHAnsi"/>
@@ -24202,39 +22828,36 @@
                 <w:sz w:val="22"/>
                 <w:szCs w:val="22"/>
               </w:rPr>
-              <w:t>.</w:t>
-            </w:r>
-            <w:proofErr w:type="gramEnd"/>
+              <w:t>./</w:t>
+            </w:r>
+            <w:r>
+              <w:rPr>
+                <w:rFonts w:asciiTheme="minorHAnsi" w:hAnsiTheme="minorHAnsi" w:cstheme="minorHAnsi"/>
+                <w:b/>
+                <w:bCs/>
+                <w:color w:val="0070C0"/>
+                <w:sz w:val="22"/>
+                <w:szCs w:val="22"/>
+              </w:rPr>
+              <w:t>step2.sh</w:t>
+            </w:r>
+            <w:r>
+              <w:rPr>
+                <w:rFonts w:asciiTheme="minorHAnsi" w:hAnsiTheme="minorHAnsi" w:cstheme="minorHAnsi"/>
+                <w:b/>
+                <w:bCs/>
+                <w:sz w:val="22"/>
+                <w:szCs w:val="22"/>
+              </w:rPr>
+              <w:t xml:space="preserve"> </w:t>
+            </w:r>
             <w:r>
               <w:rPr>
                 <w:rFonts w:asciiTheme="minorHAnsi" w:hAnsiTheme="minorHAnsi" w:cstheme="minorHAnsi"/>
                 <w:sz w:val="22"/>
                 <w:szCs w:val="22"/>
               </w:rPr>
-              <w:t>/</w:t>
-            </w:r>
-            <w:hyperlink r:id="rId166" w:history="1">
-              <w:r>
-                <w:rPr>
-                  <w:rStyle w:val="a7"/>
-                  <w:rFonts w:asciiTheme="minorHAnsi" w:hAnsiTheme="minorHAnsi" w:cstheme="minorHAnsi"/>
-                  <w:b/>
-                  <w:bCs/>
-                  <w:sz w:val="22"/>
-                  <w:szCs w:val="22"/>
-                </w:rPr>
-                <w:t>step2.sh</w:t>
-              </w:r>
-            </w:hyperlink>
-            <w:r>
-              <w:rPr>
-                <w:rFonts w:asciiTheme="minorHAnsi" w:hAnsiTheme="minorHAnsi" w:cstheme="minorHAnsi"/>
-                <w:b/>
-                <w:bCs/>
-                <w:sz w:val="22"/>
-                <w:szCs w:val="22"/>
-              </w:rPr>
-              <w:t xml:space="preserve"> </w:t>
+              <w:t xml:space="preserve">// </w:t>
             </w:r>
             <w:r>
               <w:rPr>
@@ -24242,26 +22865,8 @@
                 <w:sz w:val="22"/>
                 <w:szCs w:val="22"/>
               </w:rPr>
-              <w:t xml:space="preserve">// </w:t>
-            </w:r>
-            <w:r>
-              <w:rPr>
-                <w:rFonts w:asciiTheme="minorHAnsi" w:hAnsiTheme="minorHAnsi" w:cstheme="minorHAnsi"/>
-                <w:sz w:val="22"/>
-                <w:szCs w:val="22"/>
-              </w:rPr>
-              <w:t xml:space="preserve">All peers join the </w:t>
-            </w:r>
-            <w:proofErr w:type="spellStart"/>
-            <w:r>
-              <w:rPr>
-                <w:rFonts w:asciiTheme="minorHAnsi" w:hAnsiTheme="minorHAnsi" w:cstheme="minorHAnsi"/>
-                <w:sz w:val="22"/>
-                <w:szCs w:val="22"/>
-              </w:rPr>
-              <w:t>chaincode</w:t>
-            </w:r>
-            <w:proofErr w:type="spellEnd"/>
+              <w:t>All peers join the chaincode</w:t>
+            </w:r>
           </w:p>
           <w:p>
             <w:pPr>
@@ -24290,12 +22895,11 @@
                 <w:sz w:val="22"/>
                 <w:szCs w:val="22"/>
               </w:rPr>
-              <w:lastRenderedPageBreak/>
               <w:drawing>
-                <wp:inline distT="0" distB="0" distL="0" distR="0" wp14:anchorId="022E8D34" wp14:editId="4EEBA9F4">
-                  <wp:extent cx="5943600" cy="2115820"/>
+                <wp:inline distT="0" distB="0" distL="0" distR="0" wp14:anchorId="45531158" wp14:editId="1ECD29EC">
+                  <wp:extent cx="5943600" cy="2344420"/>
                   <wp:effectExtent l="0" t="0" r="0" b="0"/>
-                  <wp:docPr id="63" name="图片 63"/>
+                  <wp:docPr id="8" name="图片 8"/>
                   <wp:cNvGraphicFramePr>
                     <a:graphicFrameLocks xmlns:a="http://schemas.openxmlformats.org/drawingml/2006/main" noChangeAspect="1"/>
                   </wp:cNvGraphicFramePr>
@@ -24307,7 +22911,7 @@
                           <pic:cNvPicPr/>
                         </pic:nvPicPr>
                         <pic:blipFill>
-                          <a:blip r:embed="rId61"/>
+                          <a:blip r:embed="rId152"/>
                           <a:stretch>
                             <a:fillRect/>
                           </a:stretch>
@@ -24315,7 +22919,7 @@
                         <pic:spPr>
                           <a:xfrm>
                             <a:off x="0" y="0"/>
-                            <a:ext cx="5943600" cy="2115820"/>
+                            <a:ext cx="5943600" cy="2344420"/>
                           </a:xfrm>
                           <a:prstGeom prst="rect">
                             <a:avLst/>
@@ -24341,10 +22945,13 @@
         </w:tc>
       </w:tr>
     </w:tbl>
-    <w:p/>
-    <w:p/>
-    <w:p/>
-    <w:p/>
+    <w:p>
+      <w:pPr>
+        <w:rPr>
+          <w:rFonts w:hint="eastAsia"/>
+        </w:rPr>
+      </w:pPr>
+    </w:p>
     <w:p>
       <w:pPr>
         <w:pStyle w:val="2"/>
@@ -24451,21 +23058,7 @@
         <w:rPr>
           <w:bCs/>
         </w:rPr>
-        <w:t xml:space="preserve">the Node.js SDK folder and </w:t>
-      </w:r>
-      <w:proofErr w:type="spellStart"/>
-      <w:r>
-        <w:rPr>
-          <w:bCs/>
-        </w:rPr>
-        <w:t>tls</w:t>
-      </w:r>
-      <w:proofErr w:type="spellEnd"/>
-      <w:r>
-        <w:rPr>
-          <w:bCs/>
-        </w:rPr>
-        <w:t>, wallet, and workload files for all peers,</w:t>
+        <w:t>the Node.js SDK folder and tls, wallet, and workload files for all peers,</w:t>
       </w:r>
     </w:p>
     <w:tbl>
@@ -24529,31 +23122,67 @@
               </w:rPr>
               <w:t xml:space="preserve"> </w:t>
             </w:r>
-            <w:proofErr w:type="spellStart"/>
             <w:r>
               <w:rPr>
                 <w:rFonts w:cstheme="minorHAnsi"/>
               </w:rPr>
-              <w:t>mkdir</w:t>
-            </w:r>
-            <w:proofErr w:type="spellEnd"/>
+              <w:t xml:space="preserve">mkdir -p </w:t>
+            </w:r>
             <w:r>
               <w:rPr>
                 <w:rFonts w:cstheme="minorHAnsi"/>
               </w:rPr>
-              <w:t xml:space="preserve"> -p </w:t>
+              <w:t>$HOME</w:t>
             </w:r>
             <w:r>
               <w:rPr>
                 <w:rFonts w:cstheme="minorHAnsi"/>
               </w:rPr>
+              <w:t>/fabric-samples/demo-first/workload</w:t>
+            </w:r>
+          </w:p>
+          <w:p>
+            <w:pPr>
+              <w:rPr>
+                <w:rFonts w:cstheme="minorHAnsi"/>
+              </w:rPr>
+            </w:pPr>
+            <w:r>
+              <w:rPr>
+                <w:rFonts w:cstheme="minorHAnsi"/>
+              </w:rPr>
+              <w:t>$ mkdir -p</w:t>
+            </w:r>
+            <w:r>
+              <w:rPr>
+                <w:rFonts w:cstheme="minorHAnsi"/>
+              </w:rPr>
+              <w:t xml:space="preserve"> $HOME</w:t>
+            </w:r>
+            <w:r>
+              <w:rPr>
+                <w:rFonts w:cstheme="minorHAnsi"/>
+              </w:rPr>
+              <w:t>/fabric-samples/demo-first/workload/tls</w:t>
+            </w:r>
+            <w:r>
+              <w:rPr>
+                <w:rFonts w:cstheme="minorHAnsi"/>
+              </w:rPr>
+              <w:br/>
+              <w:t xml:space="preserve">$ mkdir -p </w:t>
+            </w:r>
+            <w:r>
+              <w:rPr>
+                <w:rFonts w:cstheme="minorHAnsi"/>
+              </w:rPr>
               <w:t>$HOME</w:t>
             </w:r>
             <w:r>
               <w:rPr>
                 <w:rFonts w:cstheme="minorHAnsi"/>
               </w:rPr>
-              <w:t>/fabric-samples/demo-first/workload</w:t>
+              <w:t>/fabric-samples/demo-first/workload/wallet</w:t>
             </w:r>
           </w:p>
           <w:p>
@@ -24566,118 +23195,24 @@
               <w:rPr>
                 <w:rFonts w:cstheme="minorHAnsi"/>
               </w:rPr>
-              <w:t xml:space="preserve">$ </w:t>
-            </w:r>
-            <w:proofErr w:type="spellStart"/>
+              <w:t xml:space="preserve">$ mkdir -p </w:t>
+            </w:r>
             <w:r>
               <w:rPr>
                 <w:rFonts w:cstheme="minorHAnsi"/>
               </w:rPr>
-              <w:t>mkdir</w:t>
-            </w:r>
-            <w:proofErr w:type="spellEnd"/>
+              <w:t>$HOME</w:t>
+            </w:r>
             <w:r>
               <w:rPr>
                 <w:rFonts w:cstheme="minorHAnsi"/>
               </w:rPr>
-              <w:t xml:space="preserve"> -p</w:t>
+              <w:t>/fabric-samples/demo-first/workload/</w:t>
             </w:r>
             <w:r>
               <w:rPr>
                 <w:rFonts w:cstheme="minorHAnsi"/>
               </w:rPr>
-              <w:t xml:space="preserve"> $HOME</w:t>
-            </w:r>
-            <w:r>
-              <w:rPr>
-                <w:rFonts w:cstheme="minorHAnsi"/>
-              </w:rPr>
-              <w:t>/fabric-samples/demo-first/workload/</w:t>
-            </w:r>
-            <w:proofErr w:type="spellStart"/>
-            <w:r>
-              <w:rPr>
-                <w:rFonts w:cstheme="minorHAnsi"/>
-              </w:rPr>
-              <w:t>tls</w:t>
-            </w:r>
-            <w:proofErr w:type="spellEnd"/>
-            <w:r>
-              <w:rPr>
-                <w:rFonts w:cstheme="minorHAnsi"/>
-              </w:rPr>
-              <w:br/>
-              <w:t xml:space="preserve">$ </w:t>
-            </w:r>
-            <w:proofErr w:type="spellStart"/>
-            <w:r>
-              <w:rPr>
-                <w:rFonts w:cstheme="minorHAnsi"/>
-              </w:rPr>
-              <w:t>mkdir</w:t>
-            </w:r>
-            <w:proofErr w:type="spellEnd"/>
-            <w:r>
-              <w:rPr>
-                <w:rFonts w:cstheme="minorHAnsi"/>
-              </w:rPr>
-              <w:t xml:space="preserve"> -p </w:t>
-            </w:r>
-            <w:r>
-              <w:rPr>
-                <w:rFonts w:cstheme="minorHAnsi"/>
-              </w:rPr>
-              <w:t>$HOME</w:t>
-            </w:r>
-            <w:r>
-              <w:rPr>
-                <w:rFonts w:cstheme="minorHAnsi"/>
-              </w:rPr>
-              <w:t>/fabric-samples/demo-first/workload/wallet</w:t>
-            </w:r>
-          </w:p>
-          <w:p>
-            <w:pPr>
-              <w:rPr>
-                <w:rFonts w:cstheme="minorHAnsi"/>
-              </w:rPr>
-            </w:pPr>
-            <w:r>
-              <w:rPr>
-                <w:rFonts w:cstheme="minorHAnsi"/>
-              </w:rPr>
-              <w:t xml:space="preserve">$ </w:t>
-            </w:r>
-            <w:proofErr w:type="spellStart"/>
-            <w:r>
-              <w:rPr>
-                <w:rFonts w:cstheme="minorHAnsi"/>
-              </w:rPr>
-              <w:t>mkdir</w:t>
-            </w:r>
-            <w:proofErr w:type="spellEnd"/>
-            <w:r>
-              <w:rPr>
-                <w:rFonts w:cstheme="minorHAnsi"/>
-              </w:rPr>
-              <w:t xml:space="preserve"> -p </w:t>
-            </w:r>
-            <w:r>
-              <w:rPr>
-                <w:rFonts w:cstheme="minorHAnsi"/>
-              </w:rPr>
-              <w:t>$HOME</w:t>
-            </w:r>
-            <w:r>
-              <w:rPr>
-                <w:rFonts w:cstheme="minorHAnsi"/>
-              </w:rPr>
-              <w:t>/fabric-samples/demo-first/workload/</w:t>
-            </w:r>
-            <w:r>
-              <w:rPr>
-                <w:rFonts w:cstheme="minorHAnsi"/>
-              </w:rPr>
               <w:t>result</w:t>
             </w:r>
           </w:p>
@@ -24711,16 +23246,8 @@
               <w:rPr>
                 <w:bCs/>
               </w:rPr>
-              <w:t>$HOME/fabric-samples/demo-first/workload/</w:t>
-            </w:r>
-            <w:proofErr w:type="spellStart"/>
-            <w:r>
-              <w:rPr>
-                <w:bCs/>
-              </w:rPr>
-              <w:t>tls</w:t>
-            </w:r>
-            <w:proofErr w:type="spellEnd"/>
+              <w:t>$HOME/fabric-samples/demo-first/workload/tls</w:t>
+            </w:r>
           </w:p>
           <w:p>
             <w:pPr>
@@ -24741,7 +23268,7 @@
               </w:rPr>
               <w:t xml:space="preserve"> vi </w:t>
             </w:r>
-            <w:hyperlink r:id="rId167" w:anchor="file-read_pem-py" w:history="1">
+            <w:hyperlink r:id="rId153" w:anchor="file-read_pem-py" w:history="1">
               <w:r>
                 <w:rPr>
                   <w:rStyle w:val="a7"/>
@@ -24770,7 +23297,7 @@
               </w:rPr>
               <w:t xml:space="preserve"> vi </w:t>
             </w:r>
-            <w:hyperlink r:id="rId168" w:anchor="file-prepare_tls_peer0_org1-sh" w:history="1">
+            <w:hyperlink r:id="rId154" w:anchor="file-prepare_tls_peer0_org1-sh" w:history="1">
               <w:r>
                 <w:rPr>
                   <w:rStyle w:val="a7"/>
@@ -24792,6 +23319,7 @@
                 <w:rFonts w:hint="eastAsia"/>
                 <w:bCs/>
               </w:rPr>
+              <w:lastRenderedPageBreak/>
               <w:t>$</w:t>
             </w:r>
             <w:r>
@@ -24800,7 +23328,7 @@
               </w:rPr>
               <w:t xml:space="preserve"> vi </w:t>
             </w:r>
-            <w:hyperlink r:id="rId169" w:anchor="file-prepare_tls_peer0_org2-sh" w:history="1">
+            <w:hyperlink r:id="rId155" w:anchor="file-prepare_tls_peer0_org2-sh" w:history="1">
               <w:r>
                 <w:rPr>
                   <w:rStyle w:val="a7"/>
@@ -24820,7 +23348,7 @@
             <w:r>
               <w:t xml:space="preserve"> vi </w:t>
             </w:r>
-            <w:hyperlink r:id="rId170" w:history="1">
+            <w:hyperlink r:id="rId156" w:history="1">
               <w:r>
                 <w:rPr>
                   <w:rStyle w:val="a7"/>
@@ -24839,7 +23367,7 @@
             <w:r>
               <w:t xml:space="preserve"> vi </w:t>
             </w:r>
-            <w:hyperlink r:id="rId171" w:history="1">
+            <w:hyperlink r:id="rId157" w:history="1">
               <w:r>
                 <w:rPr>
                   <w:rStyle w:val="a7"/>
@@ -24858,7 +23386,7 @@
             <w:r>
               <w:t xml:space="preserve"> vi </w:t>
             </w:r>
-            <w:hyperlink r:id="rId172" w:history="1">
+            <w:hyperlink r:id="rId158" w:history="1">
               <w:r>
                 <w:rPr>
                   <w:rStyle w:val="a7"/>
@@ -24873,7 +23401,6 @@
                 <w:bCs/>
               </w:rPr>
             </w:pPr>
-            <w:proofErr w:type="gramStart"/>
             <w:r>
               <w:rPr>
                 <w:rFonts w:hint="eastAsia"/>
@@ -24885,25 +23412,16 @@
               <w:rPr>
                 <w:bCs/>
               </w:rPr>
-              <w:t xml:space="preserve"> .</w:t>
-            </w:r>
-            <w:proofErr w:type="gramEnd"/>
-            <w:r>
-              <w:rPr>
-                <w:bCs/>
-              </w:rPr>
-              <w:t>/</w:t>
-            </w:r>
-            <w:hyperlink r:id="rId173" w:history="1">
-              <w:r>
-                <w:rPr>
-                  <w:rStyle w:val="a7"/>
-                  <w:b/>
-                  <w:bCs/>
-                </w:rPr>
-                <w:t>all.sh</w:t>
-              </w:r>
-            </w:hyperlink>
+              <w:t xml:space="preserve"> ./</w:t>
+            </w:r>
+            <w:r>
+              <w:rPr>
+                <w:b/>
+                <w:bCs/>
+                <w:color w:val="0070C0"/>
+              </w:rPr>
+              <w:t>all.sh</w:t>
+            </w:r>
           </w:p>
           <w:p>
             <w:pPr>
@@ -25012,7 +23530,7 @@
               </w:rPr>
               <w:t xml:space="preserve"> vi </w:t>
             </w:r>
-            <w:hyperlink r:id="rId174" w:anchor="file-prepare_wallet_user1_org1-py" w:history="1">
+            <w:hyperlink r:id="rId159" w:anchor="file-prepare_wallet_user1_org1-py" w:history="1">
               <w:r>
                 <w:rPr>
                   <w:rStyle w:val="a7"/>
@@ -25042,7 +23560,7 @@
               </w:rPr>
               <w:t xml:space="preserve"> vi </w:t>
             </w:r>
-            <w:hyperlink r:id="rId175" w:anchor="file-prepare_wallet_user1_org2-py" w:history="1">
+            <w:hyperlink r:id="rId160" w:anchor="file-prepare_wallet_user1_org2-py" w:history="1">
               <w:r>
                 <w:rPr>
                   <w:rStyle w:val="a7"/>
@@ -25063,7 +23581,7 @@
             <w:r>
               <w:t xml:space="preserve"> vi </w:t>
             </w:r>
-            <w:hyperlink r:id="rId176" w:history="1">
+            <w:hyperlink r:id="rId161" w:history="1">
               <w:r>
                 <w:rPr>
                   <w:rStyle w:val="a7"/>
@@ -25091,7 +23609,7 @@
               </w:rPr>
               <w:t xml:space="preserve"> vi </w:t>
             </w:r>
-            <w:hyperlink r:id="rId177" w:history="1">
+            <w:hyperlink r:id="rId162" w:history="1">
               <w:r>
                 <w:rPr>
                   <w:rStyle w:val="a7"/>
@@ -25112,7 +23630,6 @@
                 <w:rFonts w:hint="eastAsia"/>
                 <w:bCs/>
               </w:rPr>
-              <w:lastRenderedPageBreak/>
               <w:t>$</w:t>
             </w:r>
             <w:r>
@@ -25121,7 +23638,7 @@
               </w:rPr>
               <w:t xml:space="preserve"> vi </w:t>
             </w:r>
-            <w:hyperlink r:id="rId178" w:history="1">
+            <w:hyperlink r:id="rId163" w:history="1">
               <w:r>
                 <w:rPr>
                   <w:rStyle w:val="a7"/>
@@ -25137,7 +23654,6 @@
                 <w:bCs/>
               </w:rPr>
             </w:pPr>
-            <w:proofErr w:type="gramStart"/>
             <w:r>
               <w:rPr>
                 <w:rFonts w:hint="eastAsia"/>
@@ -25155,24 +23671,15 @@
               <w:rPr>
                 <w:bCs/>
               </w:rPr>
-              <w:t>.</w:t>
-            </w:r>
-            <w:proofErr w:type="gramEnd"/>
-            <w:r>
-              <w:rPr>
-                <w:bCs/>
-              </w:rPr>
-              <w:t>/</w:t>
-            </w:r>
-            <w:hyperlink r:id="rId179" w:history="1">
-              <w:r>
-                <w:rPr>
-                  <w:rStyle w:val="a7"/>
-                  <w:b/>
-                </w:rPr>
-                <w:t>all.sh</w:t>
-              </w:r>
-            </w:hyperlink>
+              <w:t>./</w:t>
+            </w:r>
+            <w:r>
+              <w:rPr>
+                <w:b/>
+                <w:color w:val="0070C0"/>
+              </w:rPr>
+              <w:t>all.sh</w:t>
+            </w:r>
           </w:p>
           <w:p>
             <w:pPr>
@@ -25211,21 +23718,7 @@
               <w:rPr>
                 <w:bCs/>
               </w:rPr>
-              <w:t xml:space="preserve"> </w:t>
-            </w:r>
-            <w:proofErr w:type="spellStart"/>
-            <w:r>
-              <w:rPr>
-                <w:bCs/>
-              </w:rPr>
-              <w:t>mkdir</w:t>
-            </w:r>
-            <w:proofErr w:type="spellEnd"/>
-            <w:r>
-              <w:rPr>
-                <w:bCs/>
-              </w:rPr>
-              <w:t xml:space="preserve"> </w:t>
+              <w:t xml:space="preserve"> mkdir </w:t>
             </w:r>
             <w:r>
               <w:rPr>
@@ -25251,21 +23744,7 @@
               <w:rPr>
                 <w:bCs/>
               </w:rPr>
-              <w:t xml:space="preserve"> </w:t>
-            </w:r>
-            <w:proofErr w:type="spellStart"/>
-            <w:r>
-              <w:rPr>
-                <w:bCs/>
-              </w:rPr>
-              <w:t>mkdir</w:t>
-            </w:r>
-            <w:proofErr w:type="spellEnd"/>
-            <w:r>
-              <w:rPr>
-                <w:bCs/>
-              </w:rPr>
-              <w:t xml:space="preserve"> </w:t>
+              <w:t xml:space="preserve"> mkdir </w:t>
             </w:r>
             <w:r>
               <w:rPr>
@@ -25297,21 +23776,7 @@
               <w:rPr>
                 <w:bCs/>
               </w:rPr>
-              <w:t xml:space="preserve"> </w:t>
-            </w:r>
-            <w:proofErr w:type="spellStart"/>
-            <w:r>
-              <w:rPr>
-                <w:bCs/>
-              </w:rPr>
-              <w:t>mkdir</w:t>
-            </w:r>
-            <w:proofErr w:type="spellEnd"/>
-            <w:r>
-              <w:rPr>
-                <w:bCs/>
-              </w:rPr>
-              <w:t xml:space="preserve"> </w:t>
+              <w:t xml:space="preserve"> mkdir </w:t>
             </w:r>
             <w:r>
               <w:rPr>
@@ -25343,21 +23808,7 @@
               <w:rPr>
                 <w:bCs/>
               </w:rPr>
-              <w:t xml:space="preserve"> </w:t>
-            </w:r>
-            <w:proofErr w:type="spellStart"/>
-            <w:r>
-              <w:rPr>
-                <w:bCs/>
-              </w:rPr>
-              <w:t>mkdir</w:t>
-            </w:r>
-            <w:proofErr w:type="spellEnd"/>
-            <w:r>
-              <w:rPr>
-                <w:bCs/>
-              </w:rPr>
-              <w:t xml:space="preserve"> </w:t>
+              <w:t xml:space="preserve"> mkdir </w:t>
             </w:r>
             <w:r>
               <w:rPr>
@@ -25389,21 +23840,7 @@
               <w:rPr>
                 <w:bCs/>
               </w:rPr>
-              <w:t xml:space="preserve"> </w:t>
-            </w:r>
-            <w:proofErr w:type="spellStart"/>
-            <w:r>
-              <w:rPr>
-                <w:bCs/>
-              </w:rPr>
-              <w:t>mkdir</w:t>
-            </w:r>
-            <w:proofErr w:type="spellEnd"/>
-            <w:r>
-              <w:rPr>
-                <w:bCs/>
-              </w:rPr>
-              <w:t xml:space="preserve"> </w:t>
+              <w:t xml:space="preserve"> mkdir </w:t>
             </w:r>
             <w:r>
               <w:rPr>
@@ -25437,7 +23874,7 @@
               </w:rPr>
               <w:t xml:space="preserve"> vi </w:t>
             </w:r>
-            <w:hyperlink r:id="rId180" w:anchor="file-invoke-js" w:history="1">
+            <w:hyperlink r:id="rId164" w:anchor="file-invoke-js" w:history="1">
               <w:r>
                 <w:rPr>
                   <w:rStyle w:val="a7"/>
@@ -25466,7 +23903,7 @@
               </w:rPr>
               <w:t xml:space="preserve"> vi </w:t>
             </w:r>
-            <w:hyperlink r:id="rId181" w:anchor="file-prepare_sdk_peer0_org1-sh" w:history="1">
+            <w:hyperlink r:id="rId165" w:anchor="file-prepare_sdk_peer0_org1-sh" w:history="1">
               <w:r>
                 <w:rPr>
                   <w:rStyle w:val="a7"/>
@@ -25496,7 +23933,7 @@
               </w:rPr>
               <w:t xml:space="preserve"> vi </w:t>
             </w:r>
-            <w:hyperlink r:id="rId182" w:anchor="file-prepare_sdk_peer0_org2-sh" w:history="1">
+            <w:hyperlink r:id="rId166" w:anchor="file-prepare_sdk_peer0_org2-sh" w:history="1">
               <w:r>
                 <w:rPr>
                   <w:rStyle w:val="a7"/>
@@ -25525,7 +23962,7 @@
               </w:rPr>
               <w:t xml:space="preserve"> vi </w:t>
             </w:r>
-            <w:hyperlink r:id="rId183" w:history="1">
+            <w:hyperlink r:id="rId167" w:history="1">
               <w:r>
                 <w:rPr>
                   <w:rStyle w:val="a7"/>
@@ -25554,7 +23991,7 @@
               </w:rPr>
               <w:t xml:space="preserve"> vi </w:t>
             </w:r>
-            <w:hyperlink r:id="rId184" w:history="1">
+            <w:hyperlink r:id="rId168" w:history="1">
               <w:r>
                 <w:rPr>
                   <w:rStyle w:val="a7"/>
@@ -25583,7 +24020,7 @@
               </w:rPr>
               <w:t xml:space="preserve"> vi </w:t>
             </w:r>
-            <w:hyperlink r:id="rId185" w:history="1">
+            <w:hyperlink r:id="rId169" w:history="1">
               <w:r>
                 <w:rPr>
                   <w:rStyle w:val="a7"/>
@@ -25599,7 +24036,6 @@
                 <w:bCs/>
               </w:rPr>
             </w:pPr>
-            <w:proofErr w:type="gramStart"/>
             <w:r>
               <w:rPr>
                 <w:rFonts w:hint="eastAsia"/>
@@ -25611,25 +24047,16 @@
               <w:rPr>
                 <w:bCs/>
               </w:rPr>
-              <w:t xml:space="preserve"> .</w:t>
-            </w:r>
-            <w:proofErr w:type="gramEnd"/>
-            <w:r>
-              <w:rPr>
-                <w:bCs/>
-              </w:rPr>
-              <w:t>/</w:t>
-            </w:r>
-            <w:hyperlink r:id="rId186" w:history="1">
-              <w:r>
-                <w:rPr>
-                  <w:rStyle w:val="a7"/>
-                  <w:b/>
-                  <w:bCs/>
-                </w:rPr>
-                <w:t>all.sh</w:t>
-              </w:r>
-            </w:hyperlink>
+              <w:t xml:space="preserve"> ./</w:t>
+            </w:r>
+            <w:r>
+              <w:rPr>
+                <w:b/>
+                <w:bCs/>
+                <w:color w:val="0070C0"/>
+              </w:rPr>
+              <w:t>all.sh</w:t>
+            </w:r>
           </w:p>
         </w:tc>
       </w:tr>
@@ -25670,21 +24097,7 @@
         <w:rPr>
           <w:b/>
         </w:rPr>
-        <w:t xml:space="preserve">Step 3 (Run): </w:t>
-      </w:r>
-      <w:proofErr w:type="spellStart"/>
-      <w:r>
-        <w:rPr>
-          <w:b/>
-        </w:rPr>
-        <w:t>Cli</w:t>
-      </w:r>
-      <w:proofErr w:type="spellEnd"/>
-      <w:r>
-        <w:rPr>
-          <w:b/>
-        </w:rPr>
-        <w:t xml:space="preserve"> </w:t>
+        <w:t xml:space="preserve">Step 3 (Run): Cli </w:t>
       </w:r>
       <w:r>
         <w:rPr>
@@ -25692,7 +24105,7 @@
         </w:rPr>
         <w:t xml:space="preserve">prepares wallets of </w:t>
       </w:r>
-      <w:hyperlink r:id="rId187" w:history="1">
+      <w:hyperlink r:id="rId170" w:history="1">
         <w:r>
           <w:rPr>
             <w:rStyle w:val="a7"/>
@@ -25707,7 +24120,7 @@
         </w:rPr>
         <w:t xml:space="preserve">, </w:t>
       </w:r>
-      <w:hyperlink r:id="rId188" w:history="1">
+      <w:hyperlink r:id="rId171" w:history="1">
         <w:r>
           <w:rPr>
             <w:rStyle w:val="a7"/>
@@ -25728,7 +24141,7 @@
         </w:rPr>
         <w:t xml:space="preserve"> …, and </w:t>
       </w:r>
-      <w:hyperlink r:id="rId189" w:history="1">
+      <w:hyperlink r:id="rId172" w:history="1">
         <w:r>
           <w:rPr>
             <w:rStyle w:val="a7"/>
@@ -25803,7 +24216,7 @@
               </w:rPr>
               <w:t xml:space="preserve"> python </w:t>
             </w:r>
-            <w:hyperlink r:id="rId190" w:anchor="file-step2-sh" w:history="1">
+            <w:hyperlink r:id="rId173" w:anchor="file-step2-sh" w:history="1">
               <w:r>
                 <w:rPr>
                   <w:rStyle w:val="a7"/>
@@ -25833,7 +24246,7 @@
               </w:rPr>
               <w:t xml:space="preserve"> python </w:t>
             </w:r>
-            <w:hyperlink r:id="rId191" w:anchor="file-prepare_wallet_user1_org2-py" w:history="1">
+            <w:hyperlink r:id="rId174" w:anchor="file-prepare_wallet_user1_org2-py" w:history="1">
               <w:r>
                 <w:rPr>
                   <w:rStyle w:val="a7"/>
@@ -25862,7 +24275,7 @@
               </w:rPr>
               <w:t xml:space="preserve"> python </w:t>
             </w:r>
-            <w:hyperlink r:id="rId192" w:history="1">
+            <w:hyperlink r:id="rId175" w:history="1">
               <w:r>
                 <w:rPr>
                   <w:rStyle w:val="a7"/>
@@ -25891,7 +24304,7 @@
               </w:rPr>
               <w:t xml:space="preserve"> python </w:t>
             </w:r>
-            <w:hyperlink r:id="rId193" w:history="1">
+            <w:hyperlink r:id="rId176" w:history="1">
               <w:r>
                 <w:rPr>
                   <w:rStyle w:val="a7"/>
@@ -25920,7 +24333,7 @@
               </w:rPr>
               <w:t xml:space="preserve"> python </w:t>
             </w:r>
-            <w:hyperlink r:id="rId194" w:history="1">
+            <w:hyperlink r:id="rId177" w:history="1">
               <w:r>
                 <w:rPr>
                   <w:rStyle w:val="a7"/>
@@ -25957,7 +24370,7 @@
               </w:rPr>
               <w:t>/</w:t>
             </w:r>
-            <w:hyperlink r:id="rId195" w:history="1">
+            <w:hyperlink r:id="rId178" w:history="1">
               <w:r>
                 <w:rPr>
                   <w:rStyle w:val="a7"/>
@@ -26049,37 +24462,28 @@
                 <w:bCs/>
               </w:rPr>
             </w:pPr>
-            <w:proofErr w:type="gramStart"/>
             <w:r>
               <w:rPr>
                 <w:rFonts w:hint="eastAsia"/>
                 <w:bCs/>
               </w:rPr>
+              <w:lastRenderedPageBreak/>
               <w:t>$</w:t>
             </w:r>
             <w:r>
               <w:rPr>
                 <w:bCs/>
               </w:rPr>
-              <w:t xml:space="preserve"> .</w:t>
-            </w:r>
-            <w:proofErr w:type="gramEnd"/>
-            <w:r>
-              <w:rPr>
-                <w:bCs/>
-              </w:rPr>
-              <w:t>/</w:t>
-            </w:r>
-            <w:hyperlink r:id="rId196" w:history="1">
-              <w:r>
-                <w:rPr>
-                  <w:rStyle w:val="a7"/>
-                  <w:b/>
-                  <w:bCs/>
-                </w:rPr>
-                <w:t>scp.sh</w:t>
-              </w:r>
-            </w:hyperlink>
+              <w:t xml:space="preserve"> ./</w:t>
+            </w:r>
+            <w:r>
+              <w:rPr>
+                <w:b/>
+                <w:bCs/>
+                <w:color w:val="0070C0"/>
+              </w:rPr>
+              <w:t>scp.sh</w:t>
+            </w:r>
             <w:r>
               <w:rPr>
                 <w:bCs/>
@@ -26100,7 +24504,6 @@
                 <w:bCs/>
               </w:rPr>
             </w:pPr>
-            <w:proofErr w:type="gramStart"/>
             <w:r>
               <w:rPr>
                 <w:rFonts w:hint="eastAsia"/>
@@ -26112,25 +24515,16 @@
               <w:rPr>
                 <w:bCs/>
               </w:rPr>
-              <w:t xml:space="preserve"> .</w:t>
-            </w:r>
-            <w:proofErr w:type="gramEnd"/>
-            <w:r>
-              <w:rPr>
-                <w:bCs/>
-              </w:rPr>
-              <w:t>/</w:t>
-            </w:r>
-            <w:hyperlink r:id="rId197" w:history="1">
-              <w:r>
-                <w:rPr>
-                  <w:rStyle w:val="a7"/>
-                  <w:b/>
-                  <w:bCs/>
-                </w:rPr>
-                <w:t>ssh.sh</w:t>
-              </w:r>
-            </w:hyperlink>
+              <w:t xml:space="preserve"> ./</w:t>
+            </w:r>
+            <w:r>
+              <w:rPr>
+                <w:b/>
+                <w:bCs/>
+                <w:color w:val="0070C0"/>
+              </w:rPr>
+              <w:t>ssh.sh</w:t>
+            </w:r>
             <w:r>
               <w:rPr>
                 <w:bCs/>
@@ -26143,14 +24537,12 @@
               </w:rPr>
               <w:t>&gt; result/</w:t>
             </w:r>
-            <w:proofErr w:type="spellStart"/>
             <w:r>
               <w:rPr>
                 <w:b/>
               </w:rPr>
               <w:t>benchlog</w:t>
             </w:r>
-            <w:proofErr w:type="spellEnd"/>
           </w:p>
           <w:p>
             <w:pPr>
@@ -26183,7 +24575,6 @@
                 <w:bCs/>
                 <w:noProof/>
               </w:rPr>
-              <w:lastRenderedPageBreak/>
               <w:drawing>
                 <wp:inline distT="0" distB="0" distL="0" distR="0" wp14:anchorId="4799A470" wp14:editId="6C4639D2">
                   <wp:extent cx="5943600" cy="2087880"/>
@@ -26253,7 +24644,7 @@
               </w:rPr>
               <w:t xml:space="preserve"> node </w:t>
             </w:r>
-            <w:hyperlink r:id="rId198" w:anchor="file-query-js" w:history="1">
+            <w:hyperlink r:id="rId179" w:anchor="file-query-js" w:history="1">
               <w:r>
                 <w:rPr>
                   <w:rStyle w:val="a7"/>
@@ -26288,7 +24679,7 @@
               </w:rPr>
               <w:t xml:space="preserve"> node </w:t>
             </w:r>
-            <w:hyperlink r:id="rId199" w:anchor="file-invoke-js" w:history="1">
+            <w:hyperlink r:id="rId180" w:anchor="file-invoke-js" w:history="1">
               <w:r>
                 <w:rPr>
                   <w:rStyle w:val="a7"/>
@@ -26383,7 +24774,7 @@
             <w:r>
               <w:t xml:space="preserve">$ python </w:t>
             </w:r>
-            <w:hyperlink r:id="rId200" w:anchor="file-readthroughput_p1-py" w:history="1">
+            <w:hyperlink r:id="rId181" w:anchor="file-readthroughput_p1-py" w:history="1">
               <w:r>
                 <w:rPr>
                   <w:rStyle w:val="a7"/>
@@ -26394,13 +24785,8 @@
               </w:r>
             </w:hyperlink>
             <w:r>
-              <w:t xml:space="preserve"> // rate of sending endorsed </w:t>
-            </w:r>
-            <w:proofErr w:type="spellStart"/>
-            <w:r>
-              <w:t>txs</w:t>
-            </w:r>
-            <w:proofErr w:type="spellEnd"/>
+              <w:t xml:space="preserve"> // rate of sending endorsed txs</w:t>
+            </w:r>
           </w:p>
           <w:p/>
           <w:p>
@@ -26454,21 +24840,8 @@
               <w:t>$</w:t>
             </w:r>
             <w:r>
-              <w:t xml:space="preserve"> </w:t>
-            </w:r>
-            <w:proofErr w:type="spellStart"/>
-            <w:r>
-              <w:t>sudo</w:t>
-            </w:r>
-            <w:proofErr w:type="spellEnd"/>
-            <w:r>
-              <w:t xml:space="preserve"> apt-get install python-</w:t>
-            </w:r>
-            <w:proofErr w:type="spellStart"/>
-            <w:r>
-              <w:t>numpy</w:t>
-            </w:r>
-            <w:proofErr w:type="spellEnd"/>
+              <w:t xml:space="preserve"> sudo apt-get install python-numpy</w:t>
+            </w:r>
           </w:p>
           <w:p>
             <w:r>
@@ -26480,7 +24853,7 @@
             <w:r>
               <w:t xml:space="preserve"> python </w:t>
             </w:r>
-            <w:hyperlink r:id="rId201" w:anchor="file-readdelay_p1-py" w:history="1">
+            <w:hyperlink r:id="rId182" w:anchor="file-readdelay_p1-py" w:history="1">
               <w:r>
                 <w:rPr>
                   <w:rStyle w:val="a7"/>
@@ -26548,15 +24921,7 @@
               <w:t>/</w:t>
             </w:r>
             <w:r>
-              <w:t xml:space="preserve">/ </w:t>
-            </w:r>
-            <w:proofErr w:type="spellStart"/>
-            <w:r>
-              <w:t>Orderer</w:t>
-            </w:r>
-            <w:proofErr w:type="spellEnd"/>
-            <w:r>
-              <w:t xml:space="preserve"> analyzes the log</w:t>
+              <w:t>/ Orderer analyzes the log</w:t>
             </w:r>
           </w:p>
           <w:p>
@@ -26599,19 +24964,9 @@
               </w:rPr>
               <w:t xml:space="preserve"> </w:t>
             </w:r>
-            <w:proofErr w:type="spellStart"/>
-            <w:r>
-              <w:t>sudo</w:t>
-            </w:r>
-            <w:proofErr w:type="spellEnd"/>
-            <w:r>
-              <w:t xml:space="preserve"> apt-get install python-</w:t>
-            </w:r>
-            <w:proofErr w:type="spellStart"/>
-            <w:r>
-              <w:t>numpy</w:t>
-            </w:r>
-            <w:proofErr w:type="spellEnd"/>
+            <w:r>
+              <w:t>sudo apt-get install python-numpy</w:t>
+            </w:r>
           </w:p>
           <w:p>
             <w:pPr>
@@ -26636,36 +24991,8 @@
                 <w:sz w:val="22"/>
                 <w:szCs w:val="22"/>
               </w:rPr>
-              <w:t xml:space="preserve">$ docker logs </w:t>
-            </w:r>
-            <w:proofErr w:type="spellStart"/>
-            <w:r>
-              <w:rPr>
-                <w:rFonts w:asciiTheme="minorHAnsi" w:hAnsiTheme="minorHAnsi" w:cstheme="minorHAnsi"/>
-                <w:sz w:val="22"/>
-                <w:szCs w:val="22"/>
-              </w:rPr>
-              <w:t>containername</w:t>
-            </w:r>
-            <w:proofErr w:type="spellEnd"/>
-            <w:r>
-              <w:rPr>
-                <w:rFonts w:asciiTheme="minorHAnsi" w:hAnsiTheme="minorHAnsi" w:cstheme="minorHAnsi"/>
-                <w:sz w:val="22"/>
-                <w:szCs w:val="22"/>
-              </w:rPr>
-              <w:t xml:space="preserve"> &gt;&amp; </w:t>
-            </w:r>
-            <w:proofErr w:type="spellStart"/>
-            <w:r>
-              <w:rPr>
-                <w:rFonts w:asciiTheme="minorHAnsi" w:hAnsiTheme="minorHAnsi" w:cstheme="minorHAnsi"/>
-                <w:sz w:val="22"/>
-                <w:szCs w:val="22"/>
-              </w:rPr>
-              <w:t>ordererlog</w:t>
-            </w:r>
-            <w:proofErr w:type="spellEnd"/>
+              <w:t>$ docker logs containername &gt;&amp; ordererlog</w:t>
+            </w:r>
           </w:p>
           <w:p>
             <w:pPr>
@@ -26684,109 +25011,40 @@
                 <w:rFonts w:cstheme="minorHAnsi"/>
                 <w:b/>
               </w:rPr>
-              <w:t xml:space="preserve">docker logs $(docker </w:t>
-            </w:r>
-            <w:proofErr w:type="spellStart"/>
+              <w:t>docker logs $(docker ps -a | grep 'orderer'| awk '{print $</w:t>
+            </w:r>
+            <w:proofErr w:type="gramStart"/>
             <w:r>
               <w:rPr>
                 <w:rFonts w:cstheme="minorHAnsi"/>
                 <w:b/>
               </w:rPr>
-              <w:t>ps</w:t>
-            </w:r>
-            <w:proofErr w:type="spellEnd"/>
+              <w:t>1 }</w:t>
+            </w:r>
+            <w:proofErr w:type="gramEnd"/>
             <w:r>
               <w:rPr>
                 <w:rFonts w:cstheme="minorHAnsi"/>
                 <w:b/>
               </w:rPr>
-              <w:t xml:space="preserve"> -a | grep '</w:t>
-            </w:r>
-            <w:proofErr w:type="spellStart"/>
+              <w:t>') &gt;&amp; ordererlog</w:t>
+            </w:r>
             <w:r>
               <w:rPr>
                 <w:rFonts w:cstheme="minorHAnsi"/>
-                <w:b/>
-              </w:rPr>
-              <w:t>orderer</w:t>
-            </w:r>
-            <w:proofErr w:type="spellEnd"/>
+              </w:rPr>
+              <w:br/>
+            </w:r>
+            <w:r>
+              <w:t xml:space="preserve">// </w:t>
+            </w:r>
             <w:r>
               <w:rPr>
                 <w:rFonts w:cstheme="minorHAnsi"/>
-                <w:b/>
-              </w:rPr>
-              <w:t>'| awk '{print $</w:t>
-            </w:r>
-            <w:proofErr w:type="gramStart"/>
-            <w:r>
-              <w:rPr>
-                <w:rFonts w:cstheme="minorHAnsi"/>
-                <w:b/>
-              </w:rPr>
-              <w:t>1 }</w:t>
-            </w:r>
-            <w:proofErr w:type="gramEnd"/>
-            <w:r>
-              <w:rPr>
-                <w:rFonts w:cstheme="minorHAnsi"/>
-                <w:b/>
-              </w:rPr>
-              <w:t xml:space="preserve">') &gt;&amp; </w:t>
-            </w:r>
-            <w:proofErr w:type="spellStart"/>
-            <w:r>
-              <w:rPr>
-                <w:rFonts w:cstheme="minorHAnsi"/>
-                <w:b/>
-              </w:rPr>
-              <w:t>ordererlog</w:t>
-            </w:r>
-            <w:proofErr w:type="spellEnd"/>
-            <w:r>
-              <w:rPr>
-                <w:rFonts w:cstheme="minorHAnsi"/>
-              </w:rPr>
-              <w:br/>
-            </w:r>
-            <w:r>
-              <w:t xml:space="preserve">// </w:t>
-            </w:r>
-            <w:r>
-              <w:rPr>
-                <w:rFonts w:cstheme="minorHAnsi"/>
-              </w:rPr>
-              <w:t xml:space="preserve">$ </w:t>
-            </w:r>
-            <w:proofErr w:type="spellStart"/>
-            <w:r>
-              <w:rPr>
-                <w:rFonts w:cstheme="minorHAnsi"/>
-              </w:rPr>
-              <w:t>scp</w:t>
-            </w:r>
-            <w:proofErr w:type="spellEnd"/>
-            <w:r>
-              <w:rPr>
-                <w:rFonts w:cstheme="minorHAnsi"/>
-              </w:rPr>
-              <w:t xml:space="preserve"> </w:t>
-            </w:r>
-            <w:proofErr w:type="spellStart"/>
-            <w:r>
-              <w:rPr>
-                <w:rFonts w:cstheme="minorHAnsi"/>
-              </w:rPr>
-              <w:t>ordererlog</w:t>
-            </w:r>
-            <w:proofErr w:type="spellEnd"/>
-            <w:r>
-              <w:rPr>
-                <w:rFonts w:cstheme="minorHAnsi"/>
-              </w:rPr>
-              <w:t xml:space="preserve"> </w:t>
-            </w:r>
-            <w:hyperlink r:id="rId202" w:history="1">
+              </w:rPr>
+              <w:t xml:space="preserve">$ scp ordererlog </w:t>
+            </w:r>
+            <w:hyperlink r:id="rId183" w:history="1">
               <w:r>
                 <w:rPr>
                   <w:rStyle w:val="a7"/>
@@ -26800,7 +25058,7 @@
             <w:r>
               <w:t xml:space="preserve">$ python </w:t>
             </w:r>
-            <w:hyperlink r:id="rId203" w:anchor="file-readthroughput_p2-py" w:history="1">
+            <w:hyperlink r:id="rId184" w:anchor="file-readthroughput_p2-py" w:history="1">
               <w:r>
                 <w:rPr>
                   <w:rStyle w:val="a7"/>
@@ -26818,7 +25076,6 @@
               <w:rPr>
                 <w:noProof/>
               </w:rPr>
-              <w:lastRenderedPageBreak/>
               <w:drawing>
                 <wp:inline distT="0" distB="0" distL="0" distR="0" wp14:anchorId="795B7403" wp14:editId="447E94BF">
                   <wp:extent cx="5943600" cy="1309370"/>
@@ -26908,19 +25165,9 @@
               </w:rPr>
               <w:t xml:space="preserve"> </w:t>
             </w:r>
-            <w:proofErr w:type="spellStart"/>
-            <w:r>
-              <w:t>sudo</w:t>
-            </w:r>
-            <w:proofErr w:type="spellEnd"/>
-            <w:r>
-              <w:t xml:space="preserve"> apt-get install python-</w:t>
-            </w:r>
-            <w:proofErr w:type="spellStart"/>
-            <w:r>
-              <w:t>numpy</w:t>
-            </w:r>
-            <w:proofErr w:type="spellEnd"/>
+            <w:r>
+              <w:t>sudo apt-get install python-numpy</w:t>
+            </w:r>
           </w:p>
           <w:p>
             <w:pPr>
@@ -26938,30 +25185,8 @@
               <w:rPr>
                 <w:rFonts w:cstheme="minorHAnsi"/>
               </w:rPr>
-              <w:t xml:space="preserve">$ docker logs </w:t>
-            </w:r>
-            <w:proofErr w:type="spellStart"/>
-            <w:r>
-              <w:rPr>
-                <w:rFonts w:cstheme="minorHAnsi"/>
-              </w:rPr>
-              <w:t>containername</w:t>
-            </w:r>
-            <w:proofErr w:type="spellEnd"/>
-            <w:r>
-              <w:rPr>
-                <w:rFonts w:cstheme="minorHAnsi"/>
-              </w:rPr>
-              <w:t xml:space="preserve"> &gt;&amp; </w:t>
-            </w:r>
-            <w:proofErr w:type="spellStart"/>
-            <w:r>
-              <w:rPr>
-                <w:rFonts w:cstheme="minorHAnsi"/>
-              </w:rPr>
-              <w:t>peerlog</w:t>
-            </w:r>
-            <w:proofErr w:type="spellEnd"/>
+              <w:t>$ docker logs containername &gt;&amp; peerlog</w:t>
+            </w:r>
           </w:p>
           <w:p>
             <w:r>
@@ -26975,109 +25200,56 @@
                 <w:rFonts w:cstheme="minorHAnsi"/>
                 <w:b/>
               </w:rPr>
-              <w:t xml:space="preserve">docker logs $(docker </w:t>
-            </w:r>
-            <w:proofErr w:type="spellStart"/>
+              <w:t>docker logs $(docker ps -a | grep 'peer</w:t>
+            </w:r>
             <w:r>
               <w:rPr>
                 <w:rFonts w:cstheme="minorHAnsi"/>
                 <w:b/>
               </w:rPr>
-              <w:t>ps</w:t>
-            </w:r>
-            <w:proofErr w:type="spellEnd"/>
+              <w:t xml:space="preserve"> node start</w:t>
+            </w:r>
             <w:r>
               <w:rPr>
                 <w:rFonts w:cstheme="minorHAnsi"/>
                 <w:b/>
               </w:rPr>
-              <w:t xml:space="preserve"> -a | grep 'peer</w:t>
-            </w:r>
+              <w:t>'| awk '{print $</w:t>
+            </w:r>
+            <w:proofErr w:type="gramStart"/>
             <w:r>
               <w:rPr>
                 <w:rFonts w:cstheme="minorHAnsi"/>
                 <w:b/>
               </w:rPr>
-              <w:t xml:space="preserve"> node start</w:t>
-            </w:r>
+              <w:t>1 }</w:t>
+            </w:r>
+            <w:proofErr w:type="gramEnd"/>
             <w:r>
               <w:rPr>
                 <w:rFonts w:cstheme="minorHAnsi"/>
                 <w:b/>
               </w:rPr>
-              <w:t>'| awk '{print $</w:t>
-            </w:r>
-            <w:proofErr w:type="gramStart"/>
+              <w:t>') &gt;&amp; peerlog</w:t>
+            </w:r>
+          </w:p>
+          <w:p>
             <w:r>
               <w:rPr>
                 <w:rFonts w:cstheme="minorHAnsi"/>
-                <w:b/>
-              </w:rPr>
-              <w:t>1 }</w:t>
-            </w:r>
-            <w:proofErr w:type="gramEnd"/>
+              </w:rPr>
+              <w:t>/</w:t>
+            </w:r>
+            <w:r>
+              <w:t xml:space="preserve">/ </w:t>
+            </w:r>
             <w:r>
               <w:rPr>
                 <w:rFonts w:cstheme="minorHAnsi"/>
-                <w:b/>
-              </w:rPr>
-              <w:t xml:space="preserve">') &gt;&amp; </w:t>
-            </w:r>
-            <w:proofErr w:type="spellStart"/>
-            <w:r>
-              <w:rPr>
-                <w:rFonts w:cstheme="minorHAnsi"/>
-                <w:b/>
-              </w:rPr>
-              <w:t>peerlog</w:t>
-            </w:r>
-            <w:proofErr w:type="spellEnd"/>
-          </w:p>
-          <w:p>
-            <w:r>
-              <w:rPr>
-                <w:rFonts w:cstheme="minorHAnsi"/>
-              </w:rPr>
-              <w:t>/</w:t>
-            </w:r>
-            <w:r>
-              <w:t xml:space="preserve">/ </w:t>
-            </w:r>
-            <w:r>
-              <w:rPr>
-                <w:rFonts w:cstheme="minorHAnsi"/>
-              </w:rPr>
-              <w:t xml:space="preserve">$ </w:t>
-            </w:r>
-            <w:proofErr w:type="spellStart"/>
-            <w:r>
-              <w:rPr>
-                <w:rFonts w:cstheme="minorHAnsi"/>
-              </w:rPr>
-              <w:t>scp</w:t>
-            </w:r>
-            <w:proofErr w:type="spellEnd"/>
-            <w:r>
-              <w:rPr>
-                <w:rFonts w:cstheme="minorHAnsi"/>
-              </w:rPr>
-              <w:t xml:space="preserve"> </w:t>
-            </w:r>
-            <w:proofErr w:type="spellStart"/>
-            <w:r>
-              <w:rPr>
-                <w:rFonts w:cstheme="minorHAnsi"/>
-              </w:rPr>
-              <w:t>peerlog</w:t>
-            </w:r>
-            <w:proofErr w:type="spellEnd"/>
-            <w:r>
-              <w:rPr>
-                <w:rFonts w:cstheme="minorHAnsi"/>
-              </w:rPr>
-              <w:t xml:space="preserve"> </w:t>
-            </w:r>
-            <w:hyperlink r:id="rId204" w:history="1">
+              </w:rPr>
+              <w:t xml:space="preserve">$ scp peerlog </w:t>
+            </w:r>
+            <w:hyperlink r:id="rId185" w:history="1">
               <w:r>
                 <w:rPr>
                   <w:rStyle w:val="a7"/>
@@ -27097,7 +25269,7 @@
             <w:r>
               <w:t xml:space="preserve"> python2 </w:t>
             </w:r>
-            <w:hyperlink r:id="rId205" w:anchor="file-readthroughput_p3" w:history="1">
+            <w:hyperlink r:id="rId186" w:anchor="file-readthroughput_p3" w:history="1">
               <w:r>
                 <w:rPr>
                   <w:rStyle w:val="a7"/>
@@ -27166,39 +25338,13 @@
             <w:r>
               <w:t xml:space="preserve"># peer channel fetch 228 </w:t>
             </w:r>
-            <w:proofErr w:type="spellStart"/>
             <w:proofErr w:type="gramStart"/>
             <w:r>
               <w:t>last.block</w:t>
             </w:r>
-            <w:proofErr w:type="spellEnd"/>
             <w:proofErr w:type="gramEnd"/>
             <w:r>
-              <w:t xml:space="preserve"> -o orderer.example.com:7050 -c </w:t>
-            </w:r>
-            <w:proofErr w:type="spellStart"/>
-            <w:r>
-              <w:t>mychannel</w:t>
-            </w:r>
-            <w:proofErr w:type="spellEnd"/>
-            <w:r>
-              <w:t xml:space="preserve"> --</w:t>
-            </w:r>
-            <w:proofErr w:type="spellStart"/>
-            <w:r>
-              <w:t>tls</w:t>
-            </w:r>
-            <w:proofErr w:type="spellEnd"/>
-            <w:r>
-              <w:t xml:space="preserve"> --</w:t>
-            </w:r>
-            <w:proofErr w:type="spellStart"/>
-            <w:r>
-              <w:t>cafile</w:t>
-            </w:r>
-            <w:proofErr w:type="spellEnd"/>
-            <w:r>
-              <w:t xml:space="preserve"> /opt/gopath/src/github.com/hyperledger/fabric/peer/crypto/ordererOrganizations/example.com/orderers/orderer.example.com/msp/tlscacerts/tlsca.example.com-cert.pem</w:t>
+              <w:t xml:space="preserve"> -o orderer.example.com:7050 -c mychannel --tls --cafile /opt/gopath/src/github.com/hyperledger/fabric/peer/crypto/ordererOrganizations/example.com/orderers/orderer.example.com/msp/tlscacerts/tlsca.example.com-cert.pem</w:t>
             </w:r>
           </w:p>
           <w:p/>
@@ -27277,7 +25423,7 @@
             <w:r>
               <w:t>/</w:t>
             </w:r>
-            <w:hyperlink r:id="rId206" w:anchor="file-clean-sh" w:history="1">
+            <w:hyperlink r:id="rId187" w:anchor="file-clean-sh" w:history="1">
               <w:r>
                 <w:rPr>
                   <w:rStyle w:val="a7"/>
